--- a/2026/Q3/humanus_board-finance-report_Q3-2026.docx
+++ b/2026/Q3/humanus_board-finance-report_Q3-2026.docx
@@ -127,31 +127,6 @@
           <w:sz w:val="20"/>
         </w:rPr>
         <w:t>1 July – 30 September 2026, with year-to-date</w:t>
-      </w:r>
-    </w:p>
-    <w:p>
-      <w:pPr>
-        <w:spacing w:after="40"/>
-      </w:pPr>
-      <w:r>
-        <w:rPr>
-          <w:rFonts w:ascii="Fagun ExtraBold" w:hAnsi="Fagun ExtraBold" w:eastAsia="Fagun ExtraBold" w:cs="Fagun ExtraBold"/>
-          <w:b/>
-          <w:i w:val="0"/>
-          <w:color w:val="410F37"/>
-          <w:sz w:val="18"/>
-        </w:rPr>
-        <w:t xml:space="preserve">Prepared by  </w:t>
-      </w:r>
-      <w:r>
-        <w:rPr>
-          <w:rFonts w:ascii="Fagun" w:hAnsi="Fagun" w:eastAsia="Fagun" w:cs="Fagun"/>
-          <w:b w:val="0"/>
-          <w:i w:val="0"/>
-          <w:color w:val="410F37"/>
-          <w:sz w:val="20"/>
-        </w:rPr>
-        <w:t>Stacy McGill, Finance Manager</w:t>
       </w:r>
     </w:p>
     <w:p>
@@ -404,167 +379,6 @@
         <w:t xml:space="preserve"> Cash on 12 October was USD 31,329. The 28 October payment run plus approved bills come to about USD 32,700, so the run cannot be paid in full without action. See the Forecast Report.</w:t>
       </w:r>
     </w:p>
-    <w:tbl>
-      <w:tblPr>
-        <w:tblW w:type="auto" w:w="0"/>
-        <w:jc w:val="center"/>
-        <w:tblLook w:firstColumn="1" w:firstRow="1" w:lastColumn="0" w:lastRow="0" w:noHBand="0" w:noVBand="1" w:val="04A0"/>
-      </w:tblPr>
-      <w:tblGrid>
-        <w:gridCol w:w="9638"/>
-      </w:tblGrid>
-      <w:tr>
-        <w:tc>
-          <w:tcPr>
-            <w:tcW w:type="dxa" w:w="9638"/>
-            <w:shd w:val="clear" w:color="auto" w:fill="96FF14"/>
-          </w:tcPr>
-          <w:p>
-            <w:r/>
-            <w:r>
-              <w:rPr>
-                <w:rFonts w:ascii="Fagun ExtraBold" w:hAnsi="Fagun ExtraBold" w:eastAsia="Fagun ExtraBold" w:cs="Fagun ExtraBold"/>
-                <w:b/>
-                <w:i w:val="0"/>
-                <w:color w:val="410F37"/>
-                <w:sz w:val="22"/>
-              </w:rPr>
-              <w:t>Decisions needed from the board</w:t>
-            </w:r>
-          </w:p>
-          <w:p>
-            <w:pPr>
-              <w:spacing w:after="40"/>
-            </w:pPr>
-            <w:r>
-              <w:rPr>
-                <w:rFonts w:ascii="Fagun" w:hAnsi="Fagun" w:eastAsia="Fagun" w:cs="Fagun"/>
-                <w:b/>
-                <w:i w:val="0"/>
-                <w:color w:val="410F37"/>
-                <w:sz w:val="19"/>
-              </w:rPr>
-              <w:t>D1.</w:t>
-            </w:r>
-            <w:r>
-              <w:rPr>
-                <w:rFonts w:ascii="Fagun" w:hAnsi="Fagun" w:eastAsia="Fagun" w:cs="Fagun"/>
-                <w:b w:val="0"/>
-                <w:i w:val="0"/>
-                <w:color w:val="410F37"/>
-                <w:sz w:val="19"/>
-              </w:rPr>
-              <w:t xml:space="preserve"> Note the Q3 2026 management accounts.</w:t>
-            </w:r>
-          </w:p>
-          <w:p>
-            <w:pPr>
-              <w:spacing w:after="40"/>
-            </w:pPr>
-            <w:r>
-              <w:rPr>
-                <w:rFonts w:ascii="Fagun" w:hAnsi="Fagun" w:eastAsia="Fagun" w:cs="Fagun"/>
-                <w:b/>
-                <w:i w:val="0"/>
-                <w:color w:val="410F37"/>
-                <w:sz w:val="19"/>
-              </w:rPr>
-              <w:t>D2.</w:t>
-            </w:r>
-            <w:r>
-              <w:rPr>
-                <w:rFonts w:ascii="Fagun" w:hAnsi="Fagun" w:eastAsia="Fagun" w:cs="Fagun"/>
-                <w:b w:val="0"/>
-                <w:i w:val="0"/>
-                <w:color w:val="410F37"/>
-                <w:sz w:val="19"/>
-              </w:rPr>
-              <w:t xml:space="preserve"> Endorse the liquidity plan in the Forecast Report: freeze discretionary spend until the OSF tranche lands (except FCDO-reimbursable activity); ask OSF to release the January 2027 tranche in December; ask Stimson to pay the FCDO claim on receipt; prepare a standby bridge.</w:t>
-            </w:r>
-          </w:p>
-          <w:p>
-            <w:pPr>
-              <w:spacing w:after="40"/>
-            </w:pPr>
-            <w:r>
-              <w:rPr>
-                <w:rFonts w:ascii="Fagun" w:hAnsi="Fagun" w:eastAsia="Fagun" w:cs="Fagun"/>
-                <w:b/>
-                <w:i w:val="0"/>
-                <w:color w:val="410F37"/>
-                <w:sz w:val="19"/>
-              </w:rPr>
-              <w:t>D3.</w:t>
-            </w:r>
-            <w:r>
-              <w:rPr>
-                <w:rFonts w:ascii="Fagun" w:hAnsi="Fagun" w:eastAsia="Fagun" w:cs="Fagun"/>
-                <w:b w:val="0"/>
-                <w:i w:val="0"/>
-                <w:color w:val="410F37"/>
-                <w:sz w:val="19"/>
-              </w:rPr>
-              <w:t xml:space="preserve"> Adopt the 2026 re-forecast (expenditure USD 509,568) as the reference for Q4, and formally release the unused Senior Legal Advisor provision (USD 120,000) from the board-approved budget.</w:t>
-            </w:r>
-          </w:p>
-          <w:p>
-            <w:pPr>
-              <w:spacing w:after="40"/>
-            </w:pPr>
-            <w:r>
-              <w:rPr>
-                <w:rFonts w:ascii="Fagun" w:hAnsi="Fagun" w:eastAsia="Fagun" w:cs="Fagun"/>
-                <w:b/>
-                <w:i w:val="0"/>
-                <w:color w:val="410F37"/>
-                <w:sz w:val="19"/>
-              </w:rPr>
-              <w:t>D4.</w:t>
-            </w:r>
-            <w:r>
-              <w:rPr>
-                <w:rFonts w:ascii="Fagun" w:hAnsi="Fagun" w:eastAsia="Fagun" w:cs="Fagun"/>
-                <w:b w:val="0"/>
-                <w:i w:val="0"/>
-                <w:color w:val="410F37"/>
-                <w:sz w:val="19"/>
-              </w:rPr>
-              <w:t xml:space="preserve"> Approve recognising earned-but-uninvoiced restricted grant income at year-end, subject to the auditor's agreement.</w:t>
-            </w:r>
-          </w:p>
-          <w:p>
-            <w:pPr>
-              <w:spacing w:after="40"/>
-            </w:pPr>
-            <w:r>
-              <w:rPr>
-                <w:rFonts w:ascii="Fagun" w:hAnsi="Fagun" w:eastAsia="Fagun" w:cs="Fagun"/>
-                <w:b/>
-                <w:i w:val="0"/>
-                <w:color w:val="410F37"/>
-                <w:sz w:val="19"/>
-              </w:rPr>
-              <w:t>D5.</w:t>
-            </w:r>
-            <w:r>
-              <w:rPr>
-                <w:rFonts w:ascii="Fagun" w:hAnsi="Fagun" w:eastAsia="Fagun" w:cs="Fagun"/>
-                <w:b w:val="0"/>
-                <w:i w:val="0"/>
-                <w:color w:val="410F37"/>
-                <w:sz w:val="19"/>
-              </w:rPr>
-              <w:t xml:space="preserve"> Confirm the currency of the Chair's stipend: the Terms of Reference say USD 2,000 a quarter, but the invoices are for EUR 2,000. The Chair should recuse on this item.</w:t>
-            </w:r>
-          </w:p>
-        </w:tc>
-      </w:tr>
-    </w:tbl>
-    <w:p>
-      <w:pPr>
-        <w:spacing w:after="80"/>
-      </w:pPr>
-    </w:p>
     <w:p>
       <w:pPr>
         <w:spacing w:before="200" w:after="80"/>
@@ -2914,7 +2728,7 @@
           <w:color w:val="410F37"/>
           <w:sz w:val="20"/>
         </w:rPr>
-        <w:t xml:space="preserve"> The FCDO Phase II claim (draft INV-0012) is the next one.</w:t>
+        <w:t xml:space="preserve"> The FCDO Phase II claim is the next one.</w:t>
       </w:r>
     </w:p>
     <w:p>
@@ -2996,12 +2810,12 @@
           <w:color w:val="410F37"/>
           <w:sz w:val="17"/>
         </w:rPr>
-        <w:t>2026 movements by funding source, Xero Donors tracking. Expenditure excludes FX revaluation, which is shown on its own line.</w:t>
+        <w:t>2026 movements by funding source, Xero Donors tracking. Expenditure excludes FX revaluation, which is shown on its own line. Transfers show hūmānus' planned matched contribution to the SDC project from core funds.</w:t>
       </w:r>
     </w:p>
     <w:tbl>
       <w:tblPr>
-        <w:tblW w:type="dxa" w:w="9639"/>
+        <w:tblW w:type="dxa" w:w="9809"/>
         <w:jc w:val="center"/>
         <w:tblLayout w:type="fixed"/>
         <w:tblLook w:firstColumn="1" w:firstRow="1" w:lastColumn="0" w:lastRow="0" w:noHBand="0" w:noVBand="1" w:val="04A0"/>
@@ -3015,17 +2829,18 @@
         </w:tblBorders>
       </w:tblPr>
       <w:tblGrid>
-        <w:gridCol w:w="2608"/>
+        <w:gridCol w:w="2381"/>
+        <w:gridCol w:w="1020"/>
+        <w:gridCol w:w="1077"/>
         <w:gridCol w:w="1134"/>
-        <w:gridCol w:w="1190"/>
-        <w:gridCol w:w="1247"/>
-        <w:gridCol w:w="1190"/>
-        <w:gridCol w:w="2268"/>
+        <w:gridCol w:w="1077"/>
+        <w:gridCol w:w="1077"/>
+        <w:gridCol w:w="2041"/>
       </w:tblGrid>
       <w:tr>
         <w:tc>
           <w:tcPr>
-            <w:tcW w:type="dxa" w:w="2608"/>
+            <w:tcW w:type="dxa" w:w="2381"/>
             <w:shd w:val="clear" w:color="auto" w:fill="410F37"/>
           </w:tcPr>
           <w:p>
@@ -3039,9 +2854,53 @@
                 <w:b/>
                 <w:i w:val="0"/>
                 <w:color w:val="96FF14"/>
-                <w:sz w:val="15"/>
+                <w:sz w:val="14"/>
               </w:rPr>
               <w:t>Fund</w:t>
+            </w:r>
+          </w:p>
+        </w:tc>
+        <w:tc>
+          <w:tcPr>
+            <w:tcW w:type="dxa" w:w="1020"/>
+            <w:shd w:val="clear" w:color="auto" w:fill="410F37"/>
+          </w:tcPr>
+          <w:p>
+            <w:pPr>
+              <w:jc w:val="left"/>
+            </w:pPr>
+            <w:r/>
+            <w:r>
+              <w:rPr>
+                <w:rFonts w:ascii="Fagun" w:hAnsi="Fagun" w:eastAsia="Fagun" w:cs="Fagun"/>
+                <w:b/>
+                <w:i w:val="0"/>
+                <w:color w:val="96FF14"/>
+                <w:sz w:val="14"/>
+              </w:rPr>
+              <w:t>Type</w:t>
+            </w:r>
+          </w:p>
+        </w:tc>
+        <w:tc>
+          <w:tcPr>
+            <w:tcW w:type="dxa" w:w="1077"/>
+            <w:shd w:val="clear" w:color="auto" w:fill="410F37"/>
+          </w:tcPr>
+          <w:p>
+            <w:pPr>
+              <w:jc w:val="right"/>
+            </w:pPr>
+            <w:r/>
+            <w:r>
+              <w:rPr>
+                <w:rFonts w:ascii="Fagun" w:hAnsi="Fagun" w:eastAsia="Fagun" w:cs="Fagun"/>
+                <w:b/>
+                <w:i w:val="0"/>
+                <w:color w:val="96FF14"/>
+                <w:sz w:val="14"/>
+              </w:rPr>
+              <w:t>Income</w:t>
             </w:r>
           </w:p>
         </w:tc>
@@ -3052,6 +2911,72 @@
           </w:tcPr>
           <w:p>
             <w:pPr>
+              <w:jc w:val="right"/>
+            </w:pPr>
+            <w:r/>
+            <w:r>
+              <w:rPr>
+                <w:rFonts w:ascii="Fagun" w:hAnsi="Fagun" w:eastAsia="Fagun" w:cs="Fagun"/>
+                <w:b/>
+                <w:i w:val="0"/>
+                <w:color w:val="96FF14"/>
+                <w:sz w:val="14"/>
+              </w:rPr>
+              <w:t>Expenditure</w:t>
+            </w:r>
+          </w:p>
+        </w:tc>
+        <w:tc>
+          <w:tcPr>
+            <w:tcW w:type="dxa" w:w="1077"/>
+            <w:shd w:val="clear" w:color="auto" w:fill="410F37"/>
+          </w:tcPr>
+          <w:p>
+            <w:pPr>
+              <w:jc w:val="right"/>
+            </w:pPr>
+            <w:r/>
+            <w:r>
+              <w:rPr>
+                <w:rFonts w:ascii="Fagun" w:hAnsi="Fagun" w:eastAsia="Fagun" w:cs="Fagun"/>
+                <w:b/>
+                <w:i w:val="0"/>
+                <w:color w:val="96FF14"/>
+                <w:sz w:val="14"/>
+              </w:rPr>
+              <w:t>Transfers</w:t>
+            </w:r>
+          </w:p>
+        </w:tc>
+        <w:tc>
+          <w:tcPr>
+            <w:tcW w:type="dxa" w:w="1077"/>
+            <w:shd w:val="clear" w:color="auto" w:fill="410F37"/>
+          </w:tcPr>
+          <w:p>
+            <w:pPr>
+              <w:jc w:val="right"/>
+            </w:pPr>
+            <w:r/>
+            <w:r>
+              <w:rPr>
+                <w:rFonts w:ascii="Fagun" w:hAnsi="Fagun" w:eastAsia="Fagun" w:cs="Fagun"/>
+                <w:b/>
+                <w:i w:val="0"/>
+                <w:color w:val="96FF14"/>
+                <w:sz w:val="14"/>
+              </w:rPr>
+              <w:t>Net</w:t>
+            </w:r>
+          </w:p>
+        </w:tc>
+        <w:tc>
+          <w:tcPr>
+            <w:tcW w:type="dxa" w:w="2041"/>
+            <w:shd w:val="clear" w:color="auto" w:fill="410F37"/>
+          </w:tcPr>
+          <w:p>
+            <w:pPr>
               <w:jc w:val="left"/>
             </w:pPr>
             <w:r/>
@@ -3061,95 +2986,7 @@
                 <w:b/>
                 <w:i w:val="0"/>
                 <w:color w:val="96FF14"/>
-                <w:sz w:val="15"/>
-              </w:rPr>
-              <w:t>Type</w:t>
-            </w:r>
-          </w:p>
-        </w:tc>
-        <w:tc>
-          <w:tcPr>
-            <w:tcW w:type="dxa" w:w="1191"/>
-            <w:shd w:val="clear" w:color="auto" w:fill="410F37"/>
-          </w:tcPr>
-          <w:p>
-            <w:pPr>
-              <w:jc w:val="right"/>
-            </w:pPr>
-            <w:r/>
-            <w:r>
-              <w:rPr>
-                <w:rFonts w:ascii="Fagun" w:hAnsi="Fagun" w:eastAsia="Fagun" w:cs="Fagun"/>
-                <w:b/>
-                <w:i w:val="0"/>
-                <w:color w:val="96FF14"/>
-                <w:sz w:val="15"/>
-              </w:rPr>
-              <w:t>Income</w:t>
-            </w:r>
-          </w:p>
-        </w:tc>
-        <w:tc>
-          <w:tcPr>
-            <w:tcW w:type="dxa" w:w="1247"/>
-            <w:shd w:val="clear" w:color="auto" w:fill="410F37"/>
-          </w:tcPr>
-          <w:p>
-            <w:pPr>
-              <w:jc w:val="right"/>
-            </w:pPr>
-            <w:r/>
-            <w:r>
-              <w:rPr>
-                <w:rFonts w:ascii="Fagun" w:hAnsi="Fagun" w:eastAsia="Fagun" w:cs="Fagun"/>
-                <w:b/>
-                <w:i w:val="0"/>
-                <w:color w:val="96FF14"/>
-                <w:sz w:val="15"/>
-              </w:rPr>
-              <w:t>Expenditure</w:t>
-            </w:r>
-          </w:p>
-        </w:tc>
-        <w:tc>
-          <w:tcPr>
-            <w:tcW w:type="dxa" w:w="1191"/>
-            <w:shd w:val="clear" w:color="auto" w:fill="410F37"/>
-          </w:tcPr>
-          <w:p>
-            <w:pPr>
-              <w:jc w:val="right"/>
-            </w:pPr>
-            <w:r/>
-            <w:r>
-              <w:rPr>
-                <w:rFonts w:ascii="Fagun" w:hAnsi="Fagun" w:eastAsia="Fagun" w:cs="Fagun"/>
-                <w:b/>
-                <w:i w:val="0"/>
-                <w:color w:val="96FF14"/>
-                <w:sz w:val="15"/>
-              </w:rPr>
-              <w:t>Net</w:t>
-            </w:r>
-          </w:p>
-        </w:tc>
-        <w:tc>
-          <w:tcPr>
-            <w:tcW w:type="dxa" w:w="2268"/>
-            <w:shd w:val="clear" w:color="auto" w:fill="410F37"/>
-          </w:tcPr>
-          <w:p>
-            <w:pPr>
-              <w:jc w:val="left"/>
-            </w:pPr>
-            <w:r/>
-            <w:r>
-              <w:rPr>
-                <w:rFonts w:ascii="Fagun" w:hAnsi="Fagun" w:eastAsia="Fagun" w:cs="Fagun"/>
-                <w:b/>
-                <w:i w:val="0"/>
-                <w:color w:val="96FF14"/>
-                <w:sz w:val="15"/>
+                <w:sz w:val="14"/>
               </w:rPr>
               <w:t>Note</w:t>
             </w:r>
@@ -3159,7 +2996,7 @@
       <w:tr>
         <w:tc>
           <w:tcPr>
-            <w:tcW w:type="dxa" w:w="2608"/>
+            <w:tcW w:type="dxa" w:w="2381"/>
           </w:tcPr>
           <w:p>
             <w:pPr>
@@ -3172,7 +3009,7 @@
                 <w:b w:val="0"/>
                 <w:i w:val="0"/>
                 <w:color w:val="410F37"/>
-                <w:sz w:val="15"/>
+                <w:sz w:val="14"/>
               </w:rPr>
               <w:t>OSF #4 general support (2025–29)</w:t>
             </w:r>
@@ -3180,10 +3017,115 @@
         </w:tc>
         <w:tc>
           <w:tcPr>
+            <w:tcW w:type="dxa" w:w="1020"/>
+          </w:tcPr>
+          <w:p>
+            <w:pPr>
+              <w:jc w:val="left"/>
+            </w:pPr>
+            <w:r/>
+            <w:r>
+              <w:rPr>
+                <w:rFonts w:ascii="Fagun" w:hAnsi="Fagun" w:eastAsia="Fagun" w:cs="Fagun"/>
+                <w:b w:val="0"/>
+                <w:i w:val="0"/>
+                <w:color w:val="410F37"/>
+                <w:sz w:val="14"/>
+              </w:rPr>
+              <w:t>Unrestricted</w:t>
+            </w:r>
+          </w:p>
+        </w:tc>
+        <w:tc>
+          <w:tcPr>
+            <w:tcW w:type="dxa" w:w="1077"/>
+          </w:tcPr>
+          <w:p>
+            <w:pPr>
+              <w:jc w:val="right"/>
+            </w:pPr>
+            <w:r/>
+            <w:r>
+              <w:rPr>
+                <w:rFonts w:ascii="Fagun" w:hAnsi="Fagun" w:eastAsia="Fagun" w:cs="Fagun"/>
+                <w:b w:val="0"/>
+                <w:i w:val="0"/>
+                <w:color w:val="410F37"/>
+                <w:sz w:val="14"/>
+              </w:rPr>
+              <w:t>300,024</w:t>
+            </w:r>
+          </w:p>
+        </w:tc>
+        <w:tc>
+          <w:tcPr>
             <w:tcW w:type="dxa" w:w="1134"/>
           </w:tcPr>
           <w:p>
             <w:pPr>
+              <w:jc w:val="right"/>
+            </w:pPr>
+            <w:r/>
+            <w:r>
+              <w:rPr>
+                <w:rFonts w:ascii="Fagun" w:hAnsi="Fagun" w:eastAsia="Fagun" w:cs="Fagun"/>
+                <w:b w:val="0"/>
+                <w:i w:val="0"/>
+                <w:color w:val="410F37"/>
+                <w:sz w:val="14"/>
+              </w:rPr>
+              <w:t>203,700</w:t>
+            </w:r>
+          </w:p>
+        </w:tc>
+        <w:tc>
+          <w:tcPr>
+            <w:tcW w:type="dxa" w:w="1077"/>
+          </w:tcPr>
+          <w:p>
+            <w:pPr>
+              <w:jc w:val="right"/>
+            </w:pPr>
+            <w:r/>
+            <w:r>
+              <w:rPr>
+                <w:rFonts w:ascii="Fagun" w:hAnsi="Fagun" w:eastAsia="Fagun" w:cs="Fagun"/>
+                <w:b w:val="0"/>
+                <w:i w:val="0"/>
+                <w:color w:val="410F37"/>
+                <w:sz w:val="14"/>
+              </w:rPr>
+              <w:t>(45,660)</w:t>
+            </w:r>
+          </w:p>
+        </w:tc>
+        <w:tc>
+          <w:tcPr>
+            <w:tcW w:type="dxa" w:w="1077"/>
+          </w:tcPr>
+          <w:p>
+            <w:pPr>
+              <w:jc w:val="right"/>
+            </w:pPr>
+            <w:r/>
+            <w:r>
+              <w:rPr>
+                <w:rFonts w:ascii="Fagun" w:hAnsi="Fagun" w:eastAsia="Fagun" w:cs="Fagun"/>
+                <w:b w:val="0"/>
+                <w:i w:val="0"/>
+                <w:color w:val="410F37"/>
+                <w:sz w:val="14"/>
+              </w:rPr>
+              <w:t>50,664</w:t>
+            </w:r>
+          </w:p>
+        </w:tc>
+        <w:tc>
+          <w:tcPr>
+            <w:tcW w:type="dxa" w:w="2041"/>
+          </w:tcPr>
+          <w:p>
+            <w:pPr>
               <w:jc w:val="left"/>
             </w:pPr>
             <w:r/>
@@ -3193,93 +3135,9 @@
                 <w:b w:val="0"/>
                 <w:i w:val="0"/>
                 <w:color w:val="410F37"/>
-                <w:sz w:val="15"/>
-              </w:rPr>
-              <w:t>Unrestricted</w:t>
-            </w:r>
-          </w:p>
-        </w:tc>
-        <w:tc>
-          <w:tcPr>
-            <w:tcW w:type="dxa" w:w="1191"/>
-          </w:tcPr>
-          <w:p>
-            <w:pPr>
-              <w:jc w:val="right"/>
-            </w:pPr>
-            <w:r/>
-            <w:r>
-              <w:rPr>
-                <w:rFonts w:ascii="Fagun" w:hAnsi="Fagun" w:eastAsia="Fagun" w:cs="Fagun"/>
-                <w:b w:val="0"/>
-                <w:i w:val="0"/>
-                <w:color w:val="410F37"/>
-                <w:sz w:val="15"/>
-              </w:rPr>
-              <w:t>300,024</w:t>
-            </w:r>
-          </w:p>
-        </w:tc>
-        <w:tc>
-          <w:tcPr>
-            <w:tcW w:type="dxa" w:w="1247"/>
-          </w:tcPr>
-          <w:p>
-            <w:pPr>
-              <w:jc w:val="right"/>
-            </w:pPr>
-            <w:r/>
-            <w:r>
-              <w:rPr>
-                <w:rFonts w:ascii="Fagun" w:hAnsi="Fagun" w:eastAsia="Fagun" w:cs="Fagun"/>
-                <w:b w:val="0"/>
-                <w:i w:val="0"/>
-                <w:color w:val="410F37"/>
-                <w:sz w:val="15"/>
-              </w:rPr>
-              <w:t>203,700</w:t>
-            </w:r>
-          </w:p>
-        </w:tc>
-        <w:tc>
-          <w:tcPr>
-            <w:tcW w:type="dxa" w:w="1191"/>
-          </w:tcPr>
-          <w:p>
-            <w:pPr>
-              <w:jc w:val="right"/>
-            </w:pPr>
-            <w:r/>
-            <w:r>
-              <w:rPr>
-                <w:rFonts w:ascii="Fagun" w:hAnsi="Fagun" w:eastAsia="Fagun" w:cs="Fagun"/>
-                <w:b w:val="0"/>
-                <w:i w:val="0"/>
-                <w:color w:val="410F37"/>
-                <w:sz w:val="15"/>
-              </w:rPr>
-              <w:t>96,324</w:t>
-            </w:r>
-          </w:p>
-        </w:tc>
-        <w:tc>
-          <w:tcPr>
-            <w:tcW w:type="dxa" w:w="2268"/>
-          </w:tcPr>
-          <w:p>
-            <w:pPr>
-              <w:jc w:val="left"/>
-            </w:pPr>
-            <w:r/>
-            <w:r>
-              <w:rPr>
-                <w:rFonts w:ascii="Fagun" w:hAnsi="Fagun" w:eastAsia="Fagun" w:cs="Fagun"/>
-                <w:b w:val="0"/>
-                <w:i w:val="0"/>
-                <w:color w:val="410F37"/>
-                <w:sz w:val="15"/>
-              </w:rPr>
-              <w:t>Year-2 tranche received Jan 2026</w:t>
+                <w:sz w:val="14"/>
+              </w:rPr>
+              <w:t>Year-2 tranche received Jan 2026; transfer = planned SDC co-funding</w:t>
             </w:r>
           </w:p>
         </w:tc>
@@ -3287,7 +3145,7 @@
       <w:tr>
         <w:tc>
           <w:tcPr>
-            <w:tcW w:type="dxa" w:w="2608"/>
+            <w:tcW w:type="dxa" w:w="2381"/>
           </w:tcPr>
           <w:p>
             <w:pPr>
@@ -3300,7 +3158,7 @@
                 <w:b w:val="0"/>
                 <w:i w:val="0"/>
                 <w:color w:val="410F37"/>
-                <w:sz w:val="15"/>
+                <w:sz w:val="14"/>
               </w:rPr>
               <w:t>Reserves (interest)</w:t>
             </w:r>
@@ -3308,10 +3166,115 @@
         </w:tc>
         <w:tc>
           <w:tcPr>
+            <w:tcW w:type="dxa" w:w="1020"/>
+          </w:tcPr>
+          <w:p>
+            <w:pPr>
+              <w:jc w:val="left"/>
+            </w:pPr>
+            <w:r/>
+            <w:r>
+              <w:rPr>
+                <w:rFonts w:ascii="Fagun" w:hAnsi="Fagun" w:eastAsia="Fagun" w:cs="Fagun"/>
+                <w:b w:val="0"/>
+                <w:i w:val="0"/>
+                <w:color w:val="410F37"/>
+                <w:sz w:val="14"/>
+              </w:rPr>
+              <w:t>Unrestricted</w:t>
+            </w:r>
+          </w:p>
+        </w:tc>
+        <w:tc>
+          <w:tcPr>
+            <w:tcW w:type="dxa" w:w="1077"/>
+          </w:tcPr>
+          <w:p>
+            <w:pPr>
+              <w:jc w:val="right"/>
+            </w:pPr>
+            <w:r/>
+            <w:r>
+              <w:rPr>
+                <w:rFonts w:ascii="Fagun" w:hAnsi="Fagun" w:eastAsia="Fagun" w:cs="Fagun"/>
+                <w:b w:val="0"/>
+                <w:i w:val="0"/>
+                <w:color w:val="410F37"/>
+                <w:sz w:val="14"/>
+              </w:rPr>
+              <w:t>1,575</w:t>
+            </w:r>
+          </w:p>
+        </w:tc>
+        <w:tc>
+          <w:tcPr>
             <w:tcW w:type="dxa" w:w="1134"/>
           </w:tcPr>
           <w:p>
             <w:pPr>
+              <w:jc w:val="right"/>
+            </w:pPr>
+            <w:r/>
+            <w:r>
+              <w:rPr>
+                <w:rFonts w:ascii="Fagun" w:hAnsi="Fagun" w:eastAsia="Fagun" w:cs="Fagun"/>
+                <w:b w:val="0"/>
+                <w:i w:val="0"/>
+                <w:color w:val="410F37"/>
+                <w:sz w:val="14"/>
+              </w:rPr>
+              <w:t>–</w:t>
+            </w:r>
+          </w:p>
+        </w:tc>
+        <w:tc>
+          <w:tcPr>
+            <w:tcW w:type="dxa" w:w="1077"/>
+          </w:tcPr>
+          <w:p>
+            <w:pPr>
+              <w:jc w:val="right"/>
+            </w:pPr>
+            <w:r/>
+            <w:r>
+              <w:rPr>
+                <w:rFonts w:ascii="Fagun" w:hAnsi="Fagun" w:eastAsia="Fagun" w:cs="Fagun"/>
+                <w:b w:val="0"/>
+                <w:i w:val="0"/>
+                <w:color w:val="410F37"/>
+                <w:sz w:val="14"/>
+              </w:rPr>
+              <w:t>–</w:t>
+            </w:r>
+          </w:p>
+        </w:tc>
+        <w:tc>
+          <w:tcPr>
+            <w:tcW w:type="dxa" w:w="1077"/>
+          </w:tcPr>
+          <w:p>
+            <w:pPr>
+              <w:jc w:val="right"/>
+            </w:pPr>
+            <w:r/>
+            <w:r>
+              <w:rPr>
+                <w:rFonts w:ascii="Fagun" w:hAnsi="Fagun" w:eastAsia="Fagun" w:cs="Fagun"/>
+                <w:b w:val="0"/>
+                <w:i w:val="0"/>
+                <w:color w:val="410F37"/>
+                <w:sz w:val="14"/>
+              </w:rPr>
+              <w:t>1,575</w:t>
+            </w:r>
+          </w:p>
+        </w:tc>
+        <w:tc>
+          <w:tcPr>
+            <w:tcW w:type="dxa" w:w="2041"/>
+          </w:tcPr>
+          <w:p>
+            <w:pPr>
               <w:jc w:val="left"/>
             </w:pPr>
             <w:r/>
@@ -3321,91 +3284,7 @@
                 <w:b w:val="0"/>
                 <w:i w:val="0"/>
                 <w:color w:val="410F37"/>
-                <w:sz w:val="15"/>
-              </w:rPr>
-              <w:t>Unrestricted</w:t>
-            </w:r>
-          </w:p>
-        </w:tc>
-        <w:tc>
-          <w:tcPr>
-            <w:tcW w:type="dxa" w:w="1191"/>
-          </w:tcPr>
-          <w:p>
-            <w:pPr>
-              <w:jc w:val="right"/>
-            </w:pPr>
-            <w:r/>
-            <w:r>
-              <w:rPr>
-                <w:rFonts w:ascii="Fagun" w:hAnsi="Fagun" w:eastAsia="Fagun" w:cs="Fagun"/>
-                <w:b w:val="0"/>
-                <w:i w:val="0"/>
-                <w:color w:val="410F37"/>
-                <w:sz w:val="15"/>
-              </w:rPr>
-              <w:t>1,575</w:t>
-            </w:r>
-          </w:p>
-        </w:tc>
-        <w:tc>
-          <w:tcPr>
-            <w:tcW w:type="dxa" w:w="1247"/>
-          </w:tcPr>
-          <w:p>
-            <w:pPr>
-              <w:jc w:val="right"/>
-            </w:pPr>
-            <w:r/>
-            <w:r>
-              <w:rPr>
-                <w:rFonts w:ascii="Fagun" w:hAnsi="Fagun" w:eastAsia="Fagun" w:cs="Fagun"/>
-                <w:b w:val="0"/>
-                <w:i w:val="0"/>
-                <w:color w:val="410F37"/>
-                <w:sz w:val="15"/>
-              </w:rPr>
-              <w:t>–</w:t>
-            </w:r>
-          </w:p>
-        </w:tc>
-        <w:tc>
-          <w:tcPr>
-            <w:tcW w:type="dxa" w:w="1191"/>
-          </w:tcPr>
-          <w:p>
-            <w:pPr>
-              <w:jc w:val="right"/>
-            </w:pPr>
-            <w:r/>
-            <w:r>
-              <w:rPr>
-                <w:rFonts w:ascii="Fagun" w:hAnsi="Fagun" w:eastAsia="Fagun" w:cs="Fagun"/>
-                <w:b w:val="0"/>
-                <w:i w:val="0"/>
-                <w:color w:val="410F37"/>
-                <w:sz w:val="15"/>
-              </w:rPr>
-              <w:t>1,575</w:t>
-            </w:r>
-          </w:p>
-        </w:tc>
-        <w:tc>
-          <w:tcPr>
-            <w:tcW w:type="dxa" w:w="2268"/>
-          </w:tcPr>
-          <w:p>
-            <w:pPr>
-              <w:jc w:val="left"/>
-            </w:pPr>
-            <w:r/>
-            <w:r>
-              <w:rPr>
-                <w:rFonts w:ascii="Fagun" w:hAnsi="Fagun" w:eastAsia="Fagun" w:cs="Fagun"/>
-                <w:b w:val="0"/>
-                <w:i w:val="0"/>
-                <w:color w:val="410F37"/>
-                <w:sz w:val="15"/>
+                <w:sz w:val="14"/>
               </w:rPr>
             </w:r>
           </w:p>
@@ -3414,7 +3293,7 @@
       <w:tr>
         <w:tc>
           <w:tcPr>
-            <w:tcW w:type="dxa" w:w="2608"/>
+            <w:tcW w:type="dxa" w:w="2381"/>
           </w:tcPr>
           <w:p>
             <w:pPr>
@@ -3427,7 +3306,7 @@
                 <w:b w:val="0"/>
                 <w:i w:val="0"/>
                 <w:color w:val="410F37"/>
-                <w:sz w:val="15"/>
+                <w:sz w:val="14"/>
               </w:rPr>
               <w:t>FX revaluation (all codes)</w:t>
             </w:r>
@@ -3435,10 +3314,115 @@
         </w:tc>
         <w:tc>
           <w:tcPr>
+            <w:tcW w:type="dxa" w:w="1020"/>
+          </w:tcPr>
+          <w:p>
+            <w:pPr>
+              <w:jc w:val="left"/>
+            </w:pPr>
+            <w:r/>
+            <w:r>
+              <w:rPr>
+                <w:rFonts w:ascii="Fagun" w:hAnsi="Fagun" w:eastAsia="Fagun" w:cs="Fagun"/>
+                <w:b w:val="0"/>
+                <w:i w:val="0"/>
+                <w:color w:val="410F37"/>
+                <w:sz w:val="14"/>
+              </w:rPr>
+              <w:t>Unrestricted</w:t>
+            </w:r>
+          </w:p>
+        </w:tc>
+        <w:tc>
+          <w:tcPr>
+            <w:tcW w:type="dxa" w:w="1077"/>
+          </w:tcPr>
+          <w:p>
+            <w:pPr>
+              <w:jc w:val="right"/>
+            </w:pPr>
+            <w:r/>
+            <w:r>
+              <w:rPr>
+                <w:rFonts w:ascii="Fagun" w:hAnsi="Fagun" w:eastAsia="Fagun" w:cs="Fagun"/>
+                <w:b w:val="0"/>
+                <w:i w:val="0"/>
+                <w:color w:val="410F37"/>
+                <w:sz w:val="14"/>
+              </w:rPr>
+              <w:t>–</w:t>
+            </w:r>
+          </w:p>
+        </w:tc>
+        <w:tc>
+          <w:tcPr>
             <w:tcW w:type="dxa" w:w="1134"/>
           </w:tcPr>
           <w:p>
             <w:pPr>
+              <w:jc w:val="right"/>
+            </w:pPr>
+            <w:r/>
+            <w:r>
+              <w:rPr>
+                <w:rFonts w:ascii="Fagun" w:hAnsi="Fagun" w:eastAsia="Fagun" w:cs="Fagun"/>
+                <w:b w:val="0"/>
+                <w:i w:val="0"/>
+                <w:color w:val="410F37"/>
+                <w:sz w:val="14"/>
+              </w:rPr>
+              <w:t>235</w:t>
+            </w:r>
+          </w:p>
+        </w:tc>
+        <w:tc>
+          <w:tcPr>
+            <w:tcW w:type="dxa" w:w="1077"/>
+          </w:tcPr>
+          <w:p>
+            <w:pPr>
+              <w:jc w:val="right"/>
+            </w:pPr>
+            <w:r/>
+            <w:r>
+              <w:rPr>
+                <w:rFonts w:ascii="Fagun" w:hAnsi="Fagun" w:eastAsia="Fagun" w:cs="Fagun"/>
+                <w:b w:val="0"/>
+                <w:i w:val="0"/>
+                <w:color w:val="410F37"/>
+                <w:sz w:val="14"/>
+              </w:rPr>
+              <w:t>–</w:t>
+            </w:r>
+          </w:p>
+        </w:tc>
+        <w:tc>
+          <w:tcPr>
+            <w:tcW w:type="dxa" w:w="1077"/>
+          </w:tcPr>
+          <w:p>
+            <w:pPr>
+              <w:jc w:val="right"/>
+            </w:pPr>
+            <w:r/>
+            <w:r>
+              <w:rPr>
+                <w:rFonts w:ascii="Fagun" w:hAnsi="Fagun" w:eastAsia="Fagun" w:cs="Fagun"/>
+                <w:b w:val="0"/>
+                <w:i w:val="0"/>
+                <w:color w:val="410F37"/>
+                <w:sz w:val="14"/>
+              </w:rPr>
+              <w:t>(235)</w:t>
+            </w:r>
+          </w:p>
+        </w:tc>
+        <w:tc>
+          <w:tcPr>
+            <w:tcW w:type="dxa" w:w="2041"/>
+          </w:tcPr>
+          <w:p>
+            <w:pPr>
               <w:jc w:val="left"/>
             </w:pPr>
             <w:r/>
@@ -3448,91 +3432,7 @@
                 <w:b w:val="0"/>
                 <w:i w:val="0"/>
                 <w:color w:val="410F37"/>
-                <w:sz w:val="15"/>
-              </w:rPr>
-              <w:t>Unrestricted</w:t>
-            </w:r>
-          </w:p>
-        </w:tc>
-        <w:tc>
-          <w:tcPr>
-            <w:tcW w:type="dxa" w:w="1191"/>
-          </w:tcPr>
-          <w:p>
-            <w:pPr>
-              <w:jc w:val="right"/>
-            </w:pPr>
-            <w:r/>
-            <w:r>
-              <w:rPr>
-                <w:rFonts w:ascii="Fagun" w:hAnsi="Fagun" w:eastAsia="Fagun" w:cs="Fagun"/>
-                <w:b w:val="0"/>
-                <w:i w:val="0"/>
-                <w:color w:val="410F37"/>
-                <w:sz w:val="15"/>
-              </w:rPr>
-              <w:t>–</w:t>
-            </w:r>
-          </w:p>
-        </w:tc>
-        <w:tc>
-          <w:tcPr>
-            <w:tcW w:type="dxa" w:w="1247"/>
-          </w:tcPr>
-          <w:p>
-            <w:pPr>
-              <w:jc w:val="right"/>
-            </w:pPr>
-            <w:r/>
-            <w:r>
-              <w:rPr>
-                <w:rFonts w:ascii="Fagun" w:hAnsi="Fagun" w:eastAsia="Fagun" w:cs="Fagun"/>
-                <w:b w:val="0"/>
-                <w:i w:val="0"/>
-                <w:color w:val="410F37"/>
-                <w:sz w:val="15"/>
-              </w:rPr>
-              <w:t>235</w:t>
-            </w:r>
-          </w:p>
-        </w:tc>
-        <w:tc>
-          <w:tcPr>
-            <w:tcW w:type="dxa" w:w="1191"/>
-          </w:tcPr>
-          <w:p>
-            <w:pPr>
-              <w:jc w:val="right"/>
-            </w:pPr>
-            <w:r/>
-            <w:r>
-              <w:rPr>
-                <w:rFonts w:ascii="Fagun" w:hAnsi="Fagun" w:eastAsia="Fagun" w:cs="Fagun"/>
-                <w:b w:val="0"/>
-                <w:i w:val="0"/>
-                <w:color w:val="410F37"/>
-                <w:sz w:val="15"/>
-              </w:rPr>
-              <w:t>(235)</w:t>
-            </w:r>
-          </w:p>
-        </w:tc>
-        <w:tc>
-          <w:tcPr>
-            <w:tcW w:type="dxa" w:w="2268"/>
-          </w:tcPr>
-          <w:p>
-            <w:pPr>
-              <w:jc w:val="left"/>
-            </w:pPr>
-            <w:r/>
-            <w:r>
-              <w:rPr>
-                <w:rFonts w:ascii="Fagun" w:hAnsi="Fagun" w:eastAsia="Fagun" w:cs="Fagun"/>
-                <w:b w:val="0"/>
-                <w:i w:val="0"/>
-                <w:color w:val="410F37"/>
-                <w:sz w:val="15"/>
+                <w:sz w:val="14"/>
               </w:rPr>
               <w:t>non-cash</w:t>
             </w:r>
@@ -3542,7 +3442,7 @@
       <w:tr>
         <w:tc>
           <w:tcPr>
-            <w:tcW w:type="dxa" w:w="2608"/>
+            <w:tcW w:type="dxa" w:w="2381"/>
           </w:tcPr>
           <w:p>
             <w:pPr>
@@ -3555,7 +3455,7 @@
                 <w:b w:val="0"/>
                 <w:i w:val="0"/>
                 <w:color w:val="410F37"/>
-                <w:sz w:val="15"/>
+                <w:sz w:val="14"/>
               </w:rPr>
               <w:t>Legacy / unassigned codes</w:t>
             </w:r>
@@ -3563,10 +3463,115 @@
         </w:tc>
         <w:tc>
           <w:tcPr>
+            <w:tcW w:type="dxa" w:w="1020"/>
+          </w:tcPr>
+          <w:p>
+            <w:pPr>
+              <w:jc w:val="left"/>
+            </w:pPr>
+            <w:r/>
+            <w:r>
+              <w:rPr>
+                <w:rFonts w:ascii="Fagun" w:hAnsi="Fagun" w:eastAsia="Fagun" w:cs="Fagun"/>
+                <w:b w:val="0"/>
+                <w:i w:val="0"/>
+                <w:color w:val="410F37"/>
+                <w:sz w:val="14"/>
+              </w:rPr>
+              <w:t>Unrestricted</w:t>
+            </w:r>
+          </w:p>
+        </w:tc>
+        <w:tc>
+          <w:tcPr>
+            <w:tcW w:type="dxa" w:w="1077"/>
+          </w:tcPr>
+          <w:p>
+            <w:pPr>
+              <w:jc w:val="right"/>
+            </w:pPr>
+            <w:r/>
+            <w:r>
+              <w:rPr>
+                <w:rFonts w:ascii="Fagun" w:hAnsi="Fagun" w:eastAsia="Fagun" w:cs="Fagun"/>
+                <w:b w:val="0"/>
+                <w:i w:val="0"/>
+                <w:color w:val="410F37"/>
+                <w:sz w:val="14"/>
+              </w:rPr>
+              <w:t>–</w:t>
+            </w:r>
+          </w:p>
+        </w:tc>
+        <w:tc>
+          <w:tcPr>
             <w:tcW w:type="dxa" w:w="1134"/>
           </w:tcPr>
           <w:p>
             <w:pPr>
+              <w:jc w:val="right"/>
+            </w:pPr>
+            <w:r/>
+            <w:r>
+              <w:rPr>
+                <w:rFonts w:ascii="Fagun" w:hAnsi="Fagun" w:eastAsia="Fagun" w:cs="Fagun"/>
+                <w:b w:val="0"/>
+                <w:i w:val="0"/>
+                <w:color w:val="410F37"/>
+                <w:sz w:val="14"/>
+              </w:rPr>
+              <w:t>42</w:t>
+            </w:r>
+          </w:p>
+        </w:tc>
+        <w:tc>
+          <w:tcPr>
+            <w:tcW w:type="dxa" w:w="1077"/>
+          </w:tcPr>
+          <w:p>
+            <w:pPr>
+              <w:jc w:val="right"/>
+            </w:pPr>
+            <w:r/>
+            <w:r>
+              <w:rPr>
+                <w:rFonts w:ascii="Fagun" w:hAnsi="Fagun" w:eastAsia="Fagun" w:cs="Fagun"/>
+                <w:b w:val="0"/>
+                <w:i w:val="0"/>
+                <w:color w:val="410F37"/>
+                <w:sz w:val="14"/>
+              </w:rPr>
+              <w:t>–</w:t>
+            </w:r>
+          </w:p>
+        </w:tc>
+        <w:tc>
+          <w:tcPr>
+            <w:tcW w:type="dxa" w:w="1077"/>
+          </w:tcPr>
+          <w:p>
+            <w:pPr>
+              <w:jc w:val="right"/>
+            </w:pPr>
+            <w:r/>
+            <w:r>
+              <w:rPr>
+                <w:rFonts w:ascii="Fagun" w:hAnsi="Fagun" w:eastAsia="Fagun" w:cs="Fagun"/>
+                <w:b w:val="0"/>
+                <w:i w:val="0"/>
+                <w:color w:val="410F37"/>
+                <w:sz w:val="14"/>
+              </w:rPr>
+              <w:t>(42)</w:t>
+            </w:r>
+          </w:p>
+        </w:tc>
+        <w:tc>
+          <w:tcPr>
+            <w:tcW w:type="dxa" w:w="2041"/>
+          </w:tcPr>
+          <w:p>
+            <w:pPr>
               <w:jc w:val="left"/>
             </w:pPr>
             <w:r/>
@@ -3576,91 +3581,7 @@
                 <w:b w:val="0"/>
                 <w:i w:val="0"/>
                 <w:color w:val="410F37"/>
-                <w:sz w:val="15"/>
-              </w:rPr>
-              <w:t>Unrestricted</w:t>
-            </w:r>
-          </w:p>
-        </w:tc>
-        <w:tc>
-          <w:tcPr>
-            <w:tcW w:type="dxa" w:w="1191"/>
-          </w:tcPr>
-          <w:p>
-            <w:pPr>
-              <w:jc w:val="right"/>
-            </w:pPr>
-            <w:r/>
-            <w:r>
-              <w:rPr>
-                <w:rFonts w:ascii="Fagun" w:hAnsi="Fagun" w:eastAsia="Fagun" w:cs="Fagun"/>
-                <w:b w:val="0"/>
-                <w:i w:val="0"/>
-                <w:color w:val="410F37"/>
-                <w:sz w:val="15"/>
-              </w:rPr>
-              <w:t>–</w:t>
-            </w:r>
-          </w:p>
-        </w:tc>
-        <w:tc>
-          <w:tcPr>
-            <w:tcW w:type="dxa" w:w="1247"/>
-          </w:tcPr>
-          <w:p>
-            <w:pPr>
-              <w:jc w:val="right"/>
-            </w:pPr>
-            <w:r/>
-            <w:r>
-              <w:rPr>
-                <w:rFonts w:ascii="Fagun" w:hAnsi="Fagun" w:eastAsia="Fagun" w:cs="Fagun"/>
-                <w:b w:val="0"/>
-                <w:i w:val="0"/>
-                <w:color w:val="410F37"/>
-                <w:sz w:val="15"/>
-              </w:rPr>
-              <w:t>42</w:t>
-            </w:r>
-          </w:p>
-        </w:tc>
-        <w:tc>
-          <w:tcPr>
-            <w:tcW w:type="dxa" w:w="1191"/>
-          </w:tcPr>
-          <w:p>
-            <w:pPr>
-              <w:jc w:val="right"/>
-            </w:pPr>
-            <w:r/>
-            <w:r>
-              <w:rPr>
-                <w:rFonts w:ascii="Fagun" w:hAnsi="Fagun" w:eastAsia="Fagun" w:cs="Fagun"/>
-                <w:b w:val="0"/>
-                <w:i w:val="0"/>
-                <w:color w:val="410F37"/>
-                <w:sz w:val="15"/>
-              </w:rPr>
-              <w:t>(42)</w:t>
-            </w:r>
-          </w:p>
-        </w:tc>
-        <w:tc>
-          <w:tcPr>
-            <w:tcW w:type="dxa" w:w="2268"/>
-          </w:tcPr>
-          <w:p>
-            <w:pPr>
-              <w:jc w:val="left"/>
-            </w:pPr>
-            <w:r/>
-            <w:r>
-              <w:rPr>
-                <w:rFonts w:ascii="Fagun" w:hAnsi="Fagun" w:eastAsia="Fagun" w:cs="Fagun"/>
-                <w:b w:val="0"/>
-                <w:i w:val="0"/>
-                <w:color w:val="410F37"/>
-                <w:sz w:val="15"/>
+                <w:sz w:val="14"/>
               </w:rPr>
               <w:t>OSF #1 9.36 + untagged 33.02</w:t>
             </w:r>
@@ -3670,7 +3591,7 @@
       <w:tr>
         <w:tc>
           <w:tcPr>
-            <w:tcW w:type="dxa" w:w="2608"/>
+            <w:tcW w:type="dxa" w:w="2381"/>
           </w:tcPr>
           <w:p>
             <w:pPr>
@@ -3683,7 +3604,7 @@
                 <w:b w:val="0"/>
                 <w:i w:val="0"/>
                 <w:color w:val="410F37"/>
-                <w:sz w:val="15"/>
+                <w:sz w:val="14"/>
               </w:rPr>
               <w:t>FCDO Phase I (closed Mar 2026)</w:t>
             </w:r>
@@ -3691,10 +3612,115 @@
         </w:tc>
         <w:tc>
           <w:tcPr>
+            <w:tcW w:type="dxa" w:w="1020"/>
+          </w:tcPr>
+          <w:p>
+            <w:pPr>
+              <w:jc w:val="left"/>
+            </w:pPr>
+            <w:r/>
+            <w:r>
+              <w:rPr>
+                <w:rFonts w:ascii="Fagun" w:hAnsi="Fagun" w:eastAsia="Fagun" w:cs="Fagun"/>
+                <w:b w:val="0"/>
+                <w:i w:val="0"/>
+                <w:color w:val="410F37"/>
+                <w:sz w:val="14"/>
+              </w:rPr>
+              <w:t>Restricted</w:t>
+            </w:r>
+          </w:p>
+        </w:tc>
+        <w:tc>
+          <w:tcPr>
+            <w:tcW w:type="dxa" w:w="1077"/>
+          </w:tcPr>
+          <w:p>
+            <w:pPr>
+              <w:jc w:val="right"/>
+            </w:pPr>
+            <w:r/>
+            <w:r>
+              <w:rPr>
+                <w:rFonts w:ascii="Fagun" w:hAnsi="Fagun" w:eastAsia="Fagun" w:cs="Fagun"/>
+                <w:b w:val="0"/>
+                <w:i w:val="0"/>
+                <w:color w:val="410F37"/>
+                <w:sz w:val="14"/>
+              </w:rPr>
+              <w:t>61,005</w:t>
+            </w:r>
+          </w:p>
+        </w:tc>
+        <w:tc>
+          <w:tcPr>
             <w:tcW w:type="dxa" w:w="1134"/>
           </w:tcPr>
           <w:p>
             <w:pPr>
+              <w:jc w:val="right"/>
+            </w:pPr>
+            <w:r/>
+            <w:r>
+              <w:rPr>
+                <w:rFonts w:ascii="Fagun" w:hAnsi="Fagun" w:eastAsia="Fagun" w:cs="Fagun"/>
+                <w:b w:val="0"/>
+                <w:i w:val="0"/>
+                <w:color w:val="410F37"/>
+                <w:sz w:val="14"/>
+              </w:rPr>
+              <w:t>52,872</w:t>
+            </w:r>
+          </w:p>
+        </w:tc>
+        <w:tc>
+          <w:tcPr>
+            <w:tcW w:type="dxa" w:w="1077"/>
+          </w:tcPr>
+          <w:p>
+            <w:pPr>
+              <w:jc w:val="right"/>
+            </w:pPr>
+            <w:r/>
+            <w:r>
+              <w:rPr>
+                <w:rFonts w:ascii="Fagun" w:hAnsi="Fagun" w:eastAsia="Fagun" w:cs="Fagun"/>
+                <w:b w:val="0"/>
+                <w:i w:val="0"/>
+                <w:color w:val="410F37"/>
+                <w:sz w:val="14"/>
+              </w:rPr>
+              <w:t>–</w:t>
+            </w:r>
+          </w:p>
+        </w:tc>
+        <w:tc>
+          <w:tcPr>
+            <w:tcW w:type="dxa" w:w="1077"/>
+          </w:tcPr>
+          <w:p>
+            <w:pPr>
+              <w:jc w:val="right"/>
+            </w:pPr>
+            <w:r/>
+            <w:r>
+              <w:rPr>
+                <w:rFonts w:ascii="Fagun" w:hAnsi="Fagun" w:eastAsia="Fagun" w:cs="Fagun"/>
+                <w:b w:val="0"/>
+                <w:i w:val="0"/>
+                <w:color w:val="410F37"/>
+                <w:sz w:val="14"/>
+              </w:rPr>
+              <w:t>8,133</w:t>
+            </w:r>
+          </w:p>
+        </w:tc>
+        <w:tc>
+          <w:tcPr>
+            <w:tcW w:type="dxa" w:w="2041"/>
+          </w:tcPr>
+          <w:p>
+            <w:pPr>
               <w:jc w:val="left"/>
             </w:pPr>
             <w:r/>
@@ -3704,93 +3730,9 @@
                 <w:b w:val="0"/>
                 <w:i w:val="0"/>
                 <w:color w:val="410F37"/>
-                <w:sz w:val="15"/>
-              </w:rPr>
-              <w:t>Restricted</w:t>
-            </w:r>
-          </w:p>
-        </w:tc>
-        <w:tc>
-          <w:tcPr>
-            <w:tcW w:type="dxa" w:w="1191"/>
-          </w:tcPr>
-          <w:p>
-            <w:pPr>
-              <w:jc w:val="right"/>
-            </w:pPr>
-            <w:r/>
-            <w:r>
-              <w:rPr>
-                <w:rFonts w:ascii="Fagun" w:hAnsi="Fagun" w:eastAsia="Fagun" w:cs="Fagun"/>
-                <w:b w:val="0"/>
-                <w:i w:val="0"/>
-                <w:color w:val="410F37"/>
-                <w:sz w:val="15"/>
-              </w:rPr>
-              <w:t>61,005</w:t>
-            </w:r>
-          </w:p>
-        </w:tc>
-        <w:tc>
-          <w:tcPr>
-            <w:tcW w:type="dxa" w:w="1247"/>
-          </w:tcPr>
-          <w:p>
-            <w:pPr>
-              <w:jc w:val="right"/>
-            </w:pPr>
-            <w:r/>
-            <w:r>
-              <w:rPr>
-                <w:rFonts w:ascii="Fagun" w:hAnsi="Fagun" w:eastAsia="Fagun" w:cs="Fagun"/>
-                <w:b w:val="0"/>
-                <w:i w:val="0"/>
-                <w:color w:val="410F37"/>
-                <w:sz w:val="15"/>
-              </w:rPr>
-              <w:t>52,872</w:t>
-            </w:r>
-          </w:p>
-        </w:tc>
-        <w:tc>
-          <w:tcPr>
-            <w:tcW w:type="dxa" w:w="1191"/>
-          </w:tcPr>
-          <w:p>
-            <w:pPr>
-              <w:jc w:val="right"/>
-            </w:pPr>
-            <w:r/>
-            <w:r>
-              <w:rPr>
-                <w:rFonts w:ascii="Fagun" w:hAnsi="Fagun" w:eastAsia="Fagun" w:cs="Fagun"/>
-                <w:b w:val="0"/>
-                <w:i w:val="0"/>
-                <w:color w:val="410F37"/>
-                <w:sz w:val="15"/>
-              </w:rPr>
-              <w:t>8,133</w:t>
-            </w:r>
-          </w:p>
-        </w:tc>
-        <w:tc>
-          <w:tcPr>
-            <w:tcW w:type="dxa" w:w="2268"/>
-          </w:tcPr>
-          <w:p>
-            <w:pPr>
-              <w:jc w:val="left"/>
-            </w:pPr>
-            <w:r/>
-            <w:r>
-              <w:rPr>
-                <w:rFonts w:ascii="Fagun" w:hAnsi="Fagun" w:eastAsia="Fagun" w:cs="Fagun"/>
-                <w:b w:val="0"/>
-                <w:i w:val="0"/>
-                <w:color w:val="410F37"/>
-                <w:sz w:val="15"/>
-              </w:rPr>
-              <w:t>2026 receipts also fund 2025 spend of 8,132.90 — lifetime nil</w:t>
+                <w:sz w:val="14"/>
+              </w:rPr>
+              <w:t>2026 receipts also fund 2025 spend of 8,132.90 — balanced over grant life</w:t>
             </w:r>
           </w:p>
         </w:tc>
@@ -3798,7 +3740,7 @@
       <w:tr>
         <w:tc>
           <w:tcPr>
-            <w:tcW w:type="dxa" w:w="2608"/>
+            <w:tcW w:type="dxa" w:w="2381"/>
           </w:tcPr>
           <w:p>
             <w:pPr>
@@ -3811,7 +3753,7 @@
                 <w:b w:val="0"/>
                 <w:i w:val="0"/>
                 <w:color w:val="410F37"/>
-                <w:sz w:val="15"/>
+                <w:sz w:val="14"/>
               </w:rPr>
               <w:t>FCDO Phase II (Jun 26 – Mar 27)</w:t>
             </w:r>
@@ -3819,10 +3761,115 @@
         </w:tc>
         <w:tc>
           <w:tcPr>
+            <w:tcW w:type="dxa" w:w="1020"/>
+          </w:tcPr>
+          <w:p>
+            <w:pPr>
+              <w:jc w:val="left"/>
+            </w:pPr>
+            <w:r/>
+            <w:r>
+              <w:rPr>
+                <w:rFonts w:ascii="Fagun" w:hAnsi="Fagun" w:eastAsia="Fagun" w:cs="Fagun"/>
+                <w:b w:val="0"/>
+                <w:i w:val="0"/>
+                <w:color w:val="410F37"/>
+                <w:sz w:val="14"/>
+              </w:rPr>
+              <w:t>Restricted</w:t>
+            </w:r>
+          </w:p>
+        </w:tc>
+        <w:tc>
+          <w:tcPr>
+            <w:tcW w:type="dxa" w:w="1077"/>
+          </w:tcPr>
+          <w:p>
+            <w:pPr>
+              <w:jc w:val="right"/>
+            </w:pPr>
+            <w:r/>
+            <w:r>
+              <w:rPr>
+                <w:rFonts w:ascii="Fagun" w:hAnsi="Fagun" w:eastAsia="Fagun" w:cs="Fagun"/>
+                <w:b w:val="0"/>
+                <w:i w:val="0"/>
+                <w:color w:val="410F37"/>
+                <w:sz w:val="14"/>
+              </w:rPr>
+              <w:t>–</w:t>
+            </w:r>
+          </w:p>
+        </w:tc>
+        <w:tc>
+          <w:tcPr>
             <w:tcW w:type="dxa" w:w="1134"/>
           </w:tcPr>
           <w:p>
             <w:pPr>
+              <w:jc w:val="right"/>
+            </w:pPr>
+            <w:r/>
+            <w:r>
+              <w:rPr>
+                <w:rFonts w:ascii="Fagun" w:hAnsi="Fagun" w:eastAsia="Fagun" w:cs="Fagun"/>
+                <w:b w:val="0"/>
+                <w:i w:val="0"/>
+                <w:color w:val="410F37"/>
+                <w:sz w:val="14"/>
+              </w:rPr>
+              <w:t>43,848</w:t>
+            </w:r>
+          </w:p>
+        </w:tc>
+        <w:tc>
+          <w:tcPr>
+            <w:tcW w:type="dxa" w:w="1077"/>
+          </w:tcPr>
+          <w:p>
+            <w:pPr>
+              <w:jc w:val="right"/>
+            </w:pPr>
+            <w:r/>
+            <w:r>
+              <w:rPr>
+                <w:rFonts w:ascii="Fagun" w:hAnsi="Fagun" w:eastAsia="Fagun" w:cs="Fagun"/>
+                <w:b w:val="0"/>
+                <w:i w:val="0"/>
+                <w:color w:val="410F37"/>
+                <w:sz w:val="14"/>
+              </w:rPr>
+              <w:t>–</w:t>
+            </w:r>
+          </w:p>
+        </w:tc>
+        <w:tc>
+          <w:tcPr>
+            <w:tcW w:type="dxa" w:w="1077"/>
+          </w:tcPr>
+          <w:p>
+            <w:pPr>
+              <w:jc w:val="right"/>
+            </w:pPr>
+            <w:r/>
+            <w:r>
+              <w:rPr>
+                <w:rFonts w:ascii="Fagun" w:hAnsi="Fagun" w:eastAsia="Fagun" w:cs="Fagun"/>
+                <w:b w:val="0"/>
+                <w:i w:val="0"/>
+                <w:color w:val="410F37"/>
+                <w:sz w:val="14"/>
+              </w:rPr>
+              <w:t>(43,848)</w:t>
+            </w:r>
+          </w:p>
+        </w:tc>
+        <w:tc>
+          <w:tcPr>
+            <w:tcW w:type="dxa" w:w="2041"/>
+          </w:tcPr>
+          <w:p>
+            <w:pPr>
               <w:jc w:val="left"/>
             </w:pPr>
             <w:r/>
@@ -3832,93 +3879,9 @@
                 <w:b w:val="0"/>
                 <w:i w:val="0"/>
                 <w:color w:val="410F37"/>
-                <w:sz w:val="15"/>
-              </w:rPr>
-              <w:t>Restricted</w:t>
-            </w:r>
-          </w:p>
-        </w:tc>
-        <w:tc>
-          <w:tcPr>
-            <w:tcW w:type="dxa" w:w="1191"/>
-          </w:tcPr>
-          <w:p>
-            <w:pPr>
-              <w:jc w:val="right"/>
-            </w:pPr>
-            <w:r/>
-            <w:r>
-              <w:rPr>
-                <w:rFonts w:ascii="Fagun" w:hAnsi="Fagun" w:eastAsia="Fagun" w:cs="Fagun"/>
-                <w:b w:val="0"/>
-                <w:i w:val="0"/>
-                <w:color w:val="410F37"/>
-                <w:sz w:val="15"/>
-              </w:rPr>
-              <w:t>–</w:t>
-            </w:r>
-          </w:p>
-        </w:tc>
-        <w:tc>
-          <w:tcPr>
-            <w:tcW w:type="dxa" w:w="1247"/>
-          </w:tcPr>
-          <w:p>
-            <w:pPr>
-              <w:jc w:val="right"/>
-            </w:pPr>
-            <w:r/>
-            <w:r>
-              <w:rPr>
-                <w:rFonts w:ascii="Fagun" w:hAnsi="Fagun" w:eastAsia="Fagun" w:cs="Fagun"/>
-                <w:b w:val="0"/>
-                <w:i w:val="0"/>
-                <w:color w:val="410F37"/>
-                <w:sz w:val="15"/>
-              </w:rPr>
-              <w:t>43,848</w:t>
-            </w:r>
-          </w:p>
-        </w:tc>
-        <w:tc>
-          <w:tcPr>
-            <w:tcW w:type="dxa" w:w="1191"/>
-          </w:tcPr>
-          <w:p>
-            <w:pPr>
-              <w:jc w:val="right"/>
-            </w:pPr>
-            <w:r/>
-            <w:r>
-              <w:rPr>
-                <w:rFonts w:ascii="Fagun" w:hAnsi="Fagun" w:eastAsia="Fagun" w:cs="Fagun"/>
-                <w:b w:val="0"/>
-                <w:i w:val="0"/>
-                <w:color w:val="E12D64"/>
-                <w:sz w:val="15"/>
-              </w:rPr>
-              <w:t>(43,848)</w:t>
-            </w:r>
-          </w:p>
-        </w:tc>
-        <w:tc>
-          <w:tcPr>
-            <w:tcW w:type="dxa" w:w="2268"/>
-          </w:tcPr>
-          <w:p>
-            <w:pPr>
-              <w:jc w:val="left"/>
-            </w:pPr>
-            <w:r/>
-            <w:r>
-              <w:rPr>
-                <w:rFonts w:ascii="Fagun" w:hAnsi="Fagun" w:eastAsia="Fagun" w:cs="Fagun"/>
-                <w:b w:val="0"/>
-                <w:i w:val="0"/>
-                <w:color w:val="410F37"/>
-                <w:sz w:val="15"/>
-              </w:rPr>
-              <w:t>reimbursement grant — claim not yet invoiced</w:t>
+                <w:sz w:val="14"/>
+              </w:rPr>
+              <w:t>reimbursement grant — timing only; claim due 16 Oct</w:t>
             </w:r>
           </w:p>
         </w:tc>
@@ -3926,7 +3889,7 @@
       <w:tr>
         <w:tc>
           <w:tcPr>
-            <w:tcW w:type="dxa" w:w="2608"/>
+            <w:tcW w:type="dxa" w:w="2381"/>
           </w:tcPr>
           <w:p>
             <w:pPr>
@@ -3939,7 +3902,7 @@
                 <w:b w:val="0"/>
                 <w:i w:val="0"/>
                 <w:color w:val="410F37"/>
-                <w:sz w:val="15"/>
+                <w:sz w:val="14"/>
               </w:rPr>
               <w:t>SDC Rohingya Women's Dialogue (closed Apr 2026)</w:t>
             </w:r>
@@ -3947,10 +3910,115 @@
         </w:tc>
         <w:tc>
           <w:tcPr>
+            <w:tcW w:type="dxa" w:w="1020"/>
+          </w:tcPr>
+          <w:p>
+            <w:pPr>
+              <w:jc w:val="left"/>
+            </w:pPr>
+            <w:r/>
+            <w:r>
+              <w:rPr>
+                <w:rFonts w:ascii="Fagun" w:hAnsi="Fagun" w:eastAsia="Fagun" w:cs="Fagun"/>
+                <w:b w:val="0"/>
+                <w:i w:val="0"/>
+                <w:color w:val="410F37"/>
+                <w:sz w:val="14"/>
+              </w:rPr>
+              <w:t>Restricted</w:t>
+            </w:r>
+          </w:p>
+        </w:tc>
+        <w:tc>
+          <w:tcPr>
+            <w:tcW w:type="dxa" w:w="1077"/>
+          </w:tcPr>
+          <w:p>
+            <w:pPr>
+              <w:jc w:val="right"/>
+            </w:pPr>
+            <w:r/>
+            <w:r>
+              <w:rPr>
+                <w:rFonts w:ascii="Fagun" w:hAnsi="Fagun" w:eastAsia="Fagun" w:cs="Fagun"/>
+                <w:b w:val="0"/>
+                <w:i w:val="0"/>
+                <w:color w:val="410F37"/>
+                <w:sz w:val="14"/>
+              </w:rPr>
+              <w:t>28,130</w:t>
+            </w:r>
+          </w:p>
+        </w:tc>
+        <w:tc>
+          <w:tcPr>
             <w:tcW w:type="dxa" w:w="1134"/>
           </w:tcPr>
           <w:p>
             <w:pPr>
+              <w:jc w:val="right"/>
+            </w:pPr>
+            <w:r/>
+            <w:r>
+              <w:rPr>
+                <w:rFonts w:ascii="Fagun" w:hAnsi="Fagun" w:eastAsia="Fagun" w:cs="Fagun"/>
+                <w:b w:val="0"/>
+                <w:i w:val="0"/>
+                <w:color w:val="410F37"/>
+                <w:sz w:val="14"/>
+              </w:rPr>
+              <w:t>73,791</w:t>
+            </w:r>
+          </w:p>
+        </w:tc>
+        <w:tc>
+          <w:tcPr>
+            <w:tcW w:type="dxa" w:w="1077"/>
+          </w:tcPr>
+          <w:p>
+            <w:pPr>
+              <w:jc w:val="right"/>
+            </w:pPr>
+            <w:r/>
+            <w:r>
+              <w:rPr>
+                <w:rFonts w:ascii="Fagun" w:hAnsi="Fagun" w:eastAsia="Fagun" w:cs="Fagun"/>
+                <w:b w:val="0"/>
+                <w:i w:val="0"/>
+                <w:color w:val="410F37"/>
+                <w:sz w:val="14"/>
+              </w:rPr>
+              <w:t>45,660</w:t>
+            </w:r>
+          </w:p>
+        </w:tc>
+        <w:tc>
+          <w:tcPr>
+            <w:tcW w:type="dxa" w:w="1077"/>
+          </w:tcPr>
+          <w:p>
+            <w:pPr>
+              <w:jc w:val="right"/>
+            </w:pPr>
+            <w:r/>
+            <w:r>
+              <w:rPr>
+                <w:rFonts w:ascii="Fagun" w:hAnsi="Fagun" w:eastAsia="Fagun" w:cs="Fagun"/>
+                <w:b w:val="0"/>
+                <w:i w:val="0"/>
+                <w:color w:val="410F37"/>
+                <w:sz w:val="14"/>
+              </w:rPr>
+              <w:t>–</w:t>
+            </w:r>
+          </w:p>
+        </w:tc>
+        <w:tc>
+          <w:tcPr>
+            <w:tcW w:type="dxa" w:w="2041"/>
+          </w:tcPr>
+          <w:p>
+            <w:pPr>
               <w:jc w:val="left"/>
             </w:pPr>
             <w:r/>
@@ -3960,93 +4028,9 @@
                 <w:b w:val="0"/>
                 <w:i w:val="0"/>
                 <w:color w:val="410F37"/>
-                <w:sz w:val="15"/>
-              </w:rPr>
-              <w:t>Restricted</w:t>
-            </w:r>
-          </w:p>
-        </w:tc>
-        <w:tc>
-          <w:tcPr>
-            <w:tcW w:type="dxa" w:w="1191"/>
-          </w:tcPr>
-          <w:p>
-            <w:pPr>
-              <w:jc w:val="right"/>
-            </w:pPr>
-            <w:r/>
-            <w:r>
-              <w:rPr>
-                <w:rFonts w:ascii="Fagun" w:hAnsi="Fagun" w:eastAsia="Fagun" w:cs="Fagun"/>
-                <w:b w:val="0"/>
-                <w:i w:val="0"/>
-                <w:color w:val="410F37"/>
-                <w:sz w:val="15"/>
-              </w:rPr>
-              <w:t>28,130</w:t>
-            </w:r>
-          </w:p>
-        </w:tc>
-        <w:tc>
-          <w:tcPr>
-            <w:tcW w:type="dxa" w:w="1247"/>
-          </w:tcPr>
-          <w:p>
-            <w:pPr>
-              <w:jc w:val="right"/>
-            </w:pPr>
-            <w:r/>
-            <w:r>
-              <w:rPr>
-                <w:rFonts w:ascii="Fagun" w:hAnsi="Fagun" w:eastAsia="Fagun" w:cs="Fagun"/>
-                <w:b w:val="0"/>
-                <w:i w:val="0"/>
-                <w:color w:val="410F37"/>
-                <w:sz w:val="15"/>
-              </w:rPr>
-              <w:t>73,791</w:t>
-            </w:r>
-          </w:p>
-        </w:tc>
-        <w:tc>
-          <w:tcPr>
-            <w:tcW w:type="dxa" w:w="1191"/>
-          </w:tcPr>
-          <w:p>
-            <w:pPr>
-              <w:jc w:val="right"/>
-            </w:pPr>
-            <w:r/>
-            <w:r>
-              <w:rPr>
-                <w:rFonts w:ascii="Fagun" w:hAnsi="Fagun" w:eastAsia="Fagun" w:cs="Fagun"/>
-                <w:b w:val="0"/>
-                <w:i w:val="0"/>
-                <w:color w:val="E12D64"/>
-                <w:sz w:val="15"/>
-              </w:rPr>
-              <w:t>(45,660)</w:t>
-            </w:r>
-          </w:p>
-        </w:tc>
-        <w:tc>
-          <w:tcPr>
-            <w:tcW w:type="dxa" w:w="2268"/>
-          </w:tcPr>
-          <w:p>
-            <w:pPr>
-              <w:jc w:val="left"/>
-            </w:pPr>
-            <w:r/>
-            <w:r>
-              <w:rPr>
-                <w:rFonts w:ascii="Fagun" w:hAnsi="Fagun" w:eastAsia="Fagun" w:cs="Fagun"/>
-                <w:b w:val="0"/>
-                <w:i w:val="0"/>
-                <w:color w:val="410F37"/>
-                <w:sz w:val="15"/>
-              </w:rPr>
-              <w:t>final instalment; Art. 1.2 50% co-funding falls on core</w:t>
+                <w:sz w:val="14"/>
+              </w:rPr>
+              <w:t>final instalment + hūmānus' planned matched share (Art. 1.2); balanced and audited</w:t>
             </w:r>
           </w:p>
         </w:tc>
@@ -4054,7 +4038,7 @@
       <w:tr>
         <w:tc>
           <w:tcPr>
-            <w:tcW w:type="dxa" w:w="2608"/>
+            <w:tcW w:type="dxa" w:w="2381"/>
           </w:tcPr>
           <w:p>
             <w:pPr>
@@ -4067,7 +4051,7 @@
                 <w:b w:val="0"/>
                 <w:i w:val="0"/>
                 <w:color w:val="410F37"/>
-                <w:sz w:val="15"/>
+                <w:sz w:val="14"/>
               </w:rPr>
               <w:t>Swiss Myanmar (Dec 25 – May 27)</w:t>
             </w:r>
@@ -4075,10 +4059,115 @@
         </w:tc>
         <w:tc>
           <w:tcPr>
+            <w:tcW w:type="dxa" w:w="1020"/>
+          </w:tcPr>
+          <w:p>
+            <w:pPr>
+              <w:jc w:val="left"/>
+            </w:pPr>
+            <w:r/>
+            <w:r>
+              <w:rPr>
+                <w:rFonts w:ascii="Fagun" w:hAnsi="Fagun" w:eastAsia="Fagun" w:cs="Fagun"/>
+                <w:b w:val="0"/>
+                <w:i w:val="0"/>
+                <w:color w:val="410F37"/>
+                <w:sz w:val="14"/>
+              </w:rPr>
+              <w:t>Restricted</w:t>
+            </w:r>
+          </w:p>
+        </w:tc>
+        <w:tc>
+          <w:tcPr>
+            <w:tcW w:type="dxa" w:w="1077"/>
+          </w:tcPr>
+          <w:p>
+            <w:pPr>
+              <w:jc w:val="right"/>
+            </w:pPr>
+            <w:r/>
+            <w:r>
+              <w:rPr>
+                <w:rFonts w:ascii="Fagun" w:hAnsi="Fagun" w:eastAsia="Fagun" w:cs="Fagun"/>
+                <w:b w:val="0"/>
+                <w:i w:val="0"/>
+                <w:color w:val="410F37"/>
+                <w:sz w:val="14"/>
+              </w:rPr>
+              <w:t>24,946</w:t>
+            </w:r>
+          </w:p>
+        </w:tc>
+        <w:tc>
+          <w:tcPr>
             <w:tcW w:type="dxa" w:w="1134"/>
           </w:tcPr>
           <w:p>
             <w:pPr>
+              <w:jc w:val="right"/>
+            </w:pPr>
+            <w:r/>
+            <w:r>
+              <w:rPr>
+                <w:rFonts w:ascii="Fagun" w:hAnsi="Fagun" w:eastAsia="Fagun" w:cs="Fagun"/>
+                <w:b w:val="0"/>
+                <w:i w:val="0"/>
+                <w:color w:val="410F37"/>
+                <w:sz w:val="14"/>
+              </w:rPr>
+              <w:t>27,410</w:t>
+            </w:r>
+          </w:p>
+        </w:tc>
+        <w:tc>
+          <w:tcPr>
+            <w:tcW w:type="dxa" w:w="1077"/>
+          </w:tcPr>
+          <w:p>
+            <w:pPr>
+              <w:jc w:val="right"/>
+            </w:pPr>
+            <w:r/>
+            <w:r>
+              <w:rPr>
+                <w:rFonts w:ascii="Fagun" w:hAnsi="Fagun" w:eastAsia="Fagun" w:cs="Fagun"/>
+                <w:b w:val="0"/>
+                <w:i w:val="0"/>
+                <w:color w:val="410F37"/>
+                <w:sz w:val="14"/>
+              </w:rPr>
+              <w:t>–</w:t>
+            </w:r>
+          </w:p>
+        </w:tc>
+        <w:tc>
+          <w:tcPr>
+            <w:tcW w:type="dxa" w:w="1077"/>
+          </w:tcPr>
+          <w:p>
+            <w:pPr>
+              <w:jc w:val="right"/>
+            </w:pPr>
+            <w:r/>
+            <w:r>
+              <w:rPr>
+                <w:rFonts w:ascii="Fagun" w:hAnsi="Fagun" w:eastAsia="Fagun" w:cs="Fagun"/>
+                <w:b w:val="0"/>
+                <w:i w:val="0"/>
+                <w:color w:val="410F37"/>
+                <w:sz w:val="14"/>
+              </w:rPr>
+              <w:t>(2,464)</w:t>
+            </w:r>
+          </w:p>
+        </w:tc>
+        <w:tc>
+          <w:tcPr>
+            <w:tcW w:type="dxa" w:w="2041"/>
+          </w:tcPr>
+          <w:p>
+            <w:pPr>
               <w:jc w:val="left"/>
             </w:pPr>
             <w:r/>
@@ -4088,93 +4177,9 @@
                 <w:b w:val="0"/>
                 <w:i w:val="0"/>
                 <w:color w:val="410F37"/>
-                <w:sz w:val="15"/>
-              </w:rPr>
-              <w:t>Restricted</w:t>
-            </w:r>
-          </w:p>
-        </w:tc>
-        <w:tc>
-          <w:tcPr>
-            <w:tcW w:type="dxa" w:w="1191"/>
-          </w:tcPr>
-          <w:p>
-            <w:pPr>
-              <w:jc w:val="right"/>
-            </w:pPr>
-            <w:r/>
-            <w:r>
-              <w:rPr>
-                <w:rFonts w:ascii="Fagun" w:hAnsi="Fagun" w:eastAsia="Fagun" w:cs="Fagun"/>
-                <w:b w:val="0"/>
-                <w:i w:val="0"/>
-                <w:color w:val="410F37"/>
-                <w:sz w:val="15"/>
-              </w:rPr>
-              <w:t>24,946</w:t>
-            </w:r>
-          </w:p>
-        </w:tc>
-        <w:tc>
-          <w:tcPr>
-            <w:tcW w:type="dxa" w:w="1247"/>
-          </w:tcPr>
-          <w:p>
-            <w:pPr>
-              <w:jc w:val="right"/>
-            </w:pPr>
-            <w:r/>
-            <w:r>
-              <w:rPr>
-                <w:rFonts w:ascii="Fagun" w:hAnsi="Fagun" w:eastAsia="Fagun" w:cs="Fagun"/>
-                <w:b w:val="0"/>
-                <w:i w:val="0"/>
-                <w:color w:val="410F37"/>
-                <w:sz w:val="15"/>
-              </w:rPr>
-              <w:t>27,410</w:t>
-            </w:r>
-          </w:p>
-        </w:tc>
-        <w:tc>
-          <w:tcPr>
-            <w:tcW w:type="dxa" w:w="1191"/>
-          </w:tcPr>
-          <w:p>
-            <w:pPr>
-              <w:jc w:val="right"/>
-            </w:pPr>
-            <w:r/>
-            <w:r>
-              <w:rPr>
-                <w:rFonts w:ascii="Fagun" w:hAnsi="Fagun" w:eastAsia="Fagun" w:cs="Fagun"/>
-                <w:b w:val="0"/>
-                <w:i w:val="0"/>
-                <w:color w:val="410F37"/>
-                <w:sz w:val="15"/>
-              </w:rPr>
-              <w:t>(2,464)</w:t>
-            </w:r>
-          </w:p>
-        </w:tc>
-        <w:tc>
-          <w:tcPr>
-            <w:tcW w:type="dxa" w:w="2268"/>
-          </w:tcPr>
-          <w:p>
-            <w:pPr>
-              <w:jc w:val="left"/>
-            </w:pPr>
-            <w:r/>
-            <w:r>
-              <w:rPr>
-                <w:rFonts w:ascii="Fagun" w:hAnsi="Fagun" w:eastAsia="Fagun" w:cs="Fagun"/>
-                <w:b w:val="0"/>
-                <w:i w:val="0"/>
-                <w:color w:val="410F37"/>
-                <w:sz w:val="15"/>
-              </w:rPr>
-              <w:t>tranche 2 due 31 Jan 2027</w:t>
+                <w:sz w:val="14"/>
+              </w:rPr>
+              <w:t>timing only; tranche 2 due 31 Jan 2027</w:t>
             </w:r>
           </w:p>
         </w:tc>
@@ -4182,7 +4187,7 @@
       <w:tr>
         <w:tc>
           <w:tcPr>
-            <w:tcW w:type="dxa" w:w="2608"/>
+            <w:tcW w:type="dxa" w:w="2381"/>
             <w:shd w:val="clear" w:color="auto" w:fill="EFE8EE"/>
           </w:tcPr>
           <w:p>
@@ -4196,9 +4201,52 @@
                 <w:b/>
                 <w:i w:val="0"/>
                 <w:color w:val="410F37"/>
-                <w:sz w:val="15"/>
+                <w:sz w:val="14"/>
               </w:rPr>
               <w:t>Total</w:t>
+            </w:r>
+          </w:p>
+        </w:tc>
+        <w:tc>
+          <w:tcPr>
+            <w:tcW w:type="dxa" w:w="1020"/>
+            <w:shd w:val="clear" w:color="auto" w:fill="EFE8EE"/>
+          </w:tcPr>
+          <w:p>
+            <w:pPr>
+              <w:jc w:val="left"/>
+            </w:pPr>
+            <w:r/>
+            <w:r>
+              <w:rPr>
+                <w:rFonts w:ascii="Fagun" w:hAnsi="Fagun" w:eastAsia="Fagun" w:cs="Fagun"/>
+                <w:b/>
+                <w:i w:val="0"/>
+                <w:color w:val="410F37"/>
+                <w:sz w:val="14"/>
+              </w:rPr>
+            </w:r>
+          </w:p>
+        </w:tc>
+        <w:tc>
+          <w:tcPr>
+            <w:tcW w:type="dxa" w:w="1077"/>
+            <w:shd w:val="clear" w:color="auto" w:fill="EFE8EE"/>
+          </w:tcPr>
+          <w:p>
+            <w:pPr>
+              <w:jc w:val="right"/>
+            </w:pPr>
+            <w:r/>
+            <w:r>
+              <w:rPr>
+                <w:rFonts w:ascii="Fagun" w:hAnsi="Fagun" w:eastAsia="Fagun" w:cs="Fagun"/>
+                <w:b/>
+                <w:i w:val="0"/>
+                <w:color w:val="410F37"/>
+                <w:sz w:val="14"/>
+              </w:rPr>
+              <w:t>415,681</w:t>
             </w:r>
           </w:p>
         </w:tc>
@@ -4209,6 +4257,72 @@
           </w:tcPr>
           <w:p>
             <w:pPr>
+              <w:jc w:val="right"/>
+            </w:pPr>
+            <w:r/>
+            <w:r>
+              <w:rPr>
+                <w:rFonts w:ascii="Fagun" w:hAnsi="Fagun" w:eastAsia="Fagun" w:cs="Fagun"/>
+                <w:b/>
+                <w:i w:val="0"/>
+                <w:color w:val="410F37"/>
+                <w:sz w:val="14"/>
+              </w:rPr>
+              <w:t>401,897</w:t>
+            </w:r>
+          </w:p>
+        </w:tc>
+        <w:tc>
+          <w:tcPr>
+            <w:tcW w:type="dxa" w:w="1077"/>
+            <w:shd w:val="clear" w:color="auto" w:fill="EFE8EE"/>
+          </w:tcPr>
+          <w:p>
+            <w:pPr>
+              <w:jc w:val="right"/>
+            </w:pPr>
+            <w:r/>
+            <w:r>
+              <w:rPr>
+                <w:rFonts w:ascii="Fagun" w:hAnsi="Fagun" w:eastAsia="Fagun" w:cs="Fagun"/>
+                <w:b/>
+                <w:i w:val="0"/>
+                <w:color w:val="410F37"/>
+                <w:sz w:val="14"/>
+              </w:rPr>
+              <w:t>–</w:t>
+            </w:r>
+          </w:p>
+        </w:tc>
+        <w:tc>
+          <w:tcPr>
+            <w:tcW w:type="dxa" w:w="1077"/>
+            <w:shd w:val="clear" w:color="auto" w:fill="EFE8EE"/>
+          </w:tcPr>
+          <w:p>
+            <w:pPr>
+              <w:jc w:val="right"/>
+            </w:pPr>
+            <w:r/>
+            <w:r>
+              <w:rPr>
+                <w:rFonts w:ascii="Fagun" w:hAnsi="Fagun" w:eastAsia="Fagun" w:cs="Fagun"/>
+                <w:b/>
+                <w:i w:val="0"/>
+                <w:color w:val="410F37"/>
+                <w:sz w:val="14"/>
+              </w:rPr>
+              <w:t>13,783</w:t>
+            </w:r>
+          </w:p>
+        </w:tc>
+        <w:tc>
+          <w:tcPr>
+            <w:tcW w:type="dxa" w:w="2041"/>
+            <w:shd w:val="clear" w:color="auto" w:fill="EFE8EE"/>
+          </w:tcPr>
+          <w:p>
+            <w:pPr>
               <w:jc w:val="left"/>
             </w:pPr>
             <w:r/>
@@ -4218,94 +4332,7 @@
                 <w:b/>
                 <w:i w:val="0"/>
                 <w:color w:val="410F37"/>
-                <w:sz w:val="15"/>
-              </w:rPr>
-            </w:r>
-          </w:p>
-        </w:tc>
-        <w:tc>
-          <w:tcPr>
-            <w:tcW w:type="dxa" w:w="1191"/>
-            <w:shd w:val="clear" w:color="auto" w:fill="EFE8EE"/>
-          </w:tcPr>
-          <w:p>
-            <w:pPr>
-              <w:jc w:val="right"/>
-            </w:pPr>
-            <w:r/>
-            <w:r>
-              <w:rPr>
-                <w:rFonts w:ascii="Fagun" w:hAnsi="Fagun" w:eastAsia="Fagun" w:cs="Fagun"/>
-                <w:b/>
-                <w:i w:val="0"/>
-                <w:color w:val="410F37"/>
-                <w:sz w:val="15"/>
-              </w:rPr>
-              <w:t>415,681</w:t>
-            </w:r>
-          </w:p>
-        </w:tc>
-        <w:tc>
-          <w:tcPr>
-            <w:tcW w:type="dxa" w:w="1247"/>
-            <w:shd w:val="clear" w:color="auto" w:fill="EFE8EE"/>
-          </w:tcPr>
-          <w:p>
-            <w:pPr>
-              <w:jc w:val="right"/>
-            </w:pPr>
-            <w:r/>
-            <w:r>
-              <w:rPr>
-                <w:rFonts w:ascii="Fagun" w:hAnsi="Fagun" w:eastAsia="Fagun" w:cs="Fagun"/>
-                <w:b/>
-                <w:i w:val="0"/>
-                <w:color w:val="410F37"/>
-                <w:sz w:val="15"/>
-              </w:rPr>
-              <w:t>401,897</w:t>
-            </w:r>
-          </w:p>
-        </w:tc>
-        <w:tc>
-          <w:tcPr>
-            <w:tcW w:type="dxa" w:w="1191"/>
-            <w:shd w:val="clear" w:color="auto" w:fill="EFE8EE"/>
-          </w:tcPr>
-          <w:p>
-            <w:pPr>
-              <w:jc w:val="right"/>
-            </w:pPr>
-            <w:r/>
-            <w:r>
-              <w:rPr>
-                <w:rFonts w:ascii="Fagun" w:hAnsi="Fagun" w:eastAsia="Fagun" w:cs="Fagun"/>
-                <w:b/>
-                <w:i w:val="0"/>
-                <w:color w:val="410F37"/>
-                <w:sz w:val="15"/>
-              </w:rPr>
-              <w:t>13,783</w:t>
-            </w:r>
-          </w:p>
-        </w:tc>
-        <w:tc>
-          <w:tcPr>
-            <w:tcW w:type="dxa" w:w="2268"/>
-            <w:shd w:val="clear" w:color="auto" w:fill="EFE8EE"/>
-          </w:tcPr>
-          <w:p>
-            <w:pPr>
-              <w:jc w:val="left"/>
-            </w:pPr>
-            <w:r/>
-            <w:r>
-              <w:rPr>
-                <w:rFonts w:ascii="Fagun" w:hAnsi="Fagun" w:eastAsia="Fagun" w:cs="Fagun"/>
-                <w:b/>
-                <w:i w:val="0"/>
-                <w:color w:val="410F37"/>
-                <w:sz w:val="15"/>
+                <w:sz w:val="14"/>
               </w:rPr>
               <w:t>= YTD net surplus</w:t>
             </w:r>
@@ -4331,7 +4358,7 @@
           <w:color w:val="410F37"/>
           <w:sz w:val="20"/>
         </w:rPr>
-        <w:t>Core (OSF #4 general support) is in surplus by USD 96,324 for the year to date.</w:t>
+        <w:t>Core (OSF #4 general support) is in surplus by USD 50,664 for the year to date, after meeting our planned share of the SDC project.</w:t>
       </w:r>
       <w:r>
         <w:rPr>
@@ -4341,7 +4368,7 @@
           <w:color w:val="410F37"/>
           <w:sz w:val="20"/>
         </w:rPr>
-        <w:t xml:space="preserve"> That surplus has to carry the organisation to January 2027, and has already absorbed the SDC co-funding.</w:t>
+        <w:t xml:space="preserve"> That surplus has to carry the organisation to January 2027.</w:t>
       </w:r>
     </w:p>
     <w:p>
@@ -4357,7 +4384,7 @@
           <w:color w:val="410F37"/>
           <w:sz w:val="20"/>
         </w:rPr>
-        <w:t>SDC (closed 30 April 2026): core funded USD 45,660 in 2026, USD 98,371 over the grant's life.</w:t>
+        <w:t>SDC (closed 30 April 2026) balanced over the life of the grant and has been audited.</w:t>
       </w:r>
       <w:r>
         <w:rPr>
@@ -4367,7 +4394,7 @@
           <w:color w:val="410F37"/>
           <w:sz w:val="20"/>
         </w:rPr>
-        <w:t xml:space="preserve"> This is co-funding, not an overspend. Per SDC Art. 1.2: </w:t>
+        <w:t xml:space="preserve"> FDFA paid its full contribution, CHF 182,788.10 (USD 221,668). The agreement set FDFA's share at no more than half the project budget. Per Art. 1.2: </w:t>
       </w:r>
       <w:r>
         <w:rPr>
@@ -4387,7 +4414,7 @@
           <w:color w:val="410F37"/>
           <w:sz w:val="20"/>
         </w:rPr>
-        <w:t xml:space="preserve"> The grant is fully drawn at CHF 182,788.10.</w:t>
+        <w:t xml:space="preserve"> hūmānus' matched share was planned from the start: USD 98,371 over the grant's life, of which USD 45,660 fell in 2026. It is shown as a transfer from core funds, not an overspend.</w:t>
       </w:r>
     </w:p>
     <w:p>
@@ -4403,7 +4430,7 @@
           <w:color w:val="410F37"/>
           <w:sz w:val="20"/>
         </w:rPr>
-        <w:t>FCDO Phase II USD (43,848)</w:t>
+        <w:t>FCDO Phase II USD (43,848) and Swiss Myanmar USD (2,464) are timing only.</w:t>
       </w:r>
       <w:r>
         <w:rPr>
@@ -4413,7 +4440,7 @@
           <w:color w:val="410F37"/>
           <w:sz w:val="20"/>
         </w:rPr>
-        <w:t xml:space="preserve"> is a timing gap on a reimbursement grant. It reverses when the claim is paid.</w:t>
+        <w:t xml:space="preserve"> Both grants pay in arrears; the gaps close when the claims are paid.</w:t>
       </w:r>
     </w:p>
     <w:p>
@@ -8883,7 +8910,7 @@
           <w:color w:val="410F37"/>
           <w:sz w:val="17"/>
         </w:rPr>
-        <w:t>Each live agreement reconciled to Xero receipts, in the contract currency. Quotes are verbatim from the signed agreements in finance-docs/contracts and finance-docs/grants.</w:t>
+        <w:t>Each live agreement reconciled to Xero receipts, in the contract currency.</w:t>
       </w:r>
     </w:p>
     <w:p>
@@ -8953,32 +8980,6 @@
         <w:t xml:space="preserve"> FCDO Phase II claim 1 (Jun–Oct, about USD 52,800, gated on the 16 Oct report and on Stimson receiving FCDO funds); OSF Year 3 USD 300,000 (January 2027); Swiss Myanmar tranches 2 and 3 (USD 24,946.67 on 31 Jan 2027; USD 24,946.66 on 30 Jun 2027).</w:t>
       </w:r>
     </w:p>
-    <w:p>
-      <w:pPr>
-        <w:pStyle w:val="ListBullet"/>
-        <w:spacing w:after="40"/>
-      </w:pPr>
-      <w:r>
-        <w:rPr>
-          <w:rFonts w:ascii="Fagun" w:hAnsi="Fagun" w:eastAsia="Fagun" w:cs="Fagun"/>
-          <w:b/>
-          <w:i w:val="0"/>
-          <w:color w:val="410F37"/>
-          <w:sz w:val="20"/>
-        </w:rPr>
-        <w:t>(c) Exceptions:</w:t>
-      </w:r>
-      <w:r>
-        <w:rPr>
-          <w:rFonts w:ascii="Fagun" w:hAnsi="Fagun" w:eastAsia="Fagun" w:cs="Fagun"/>
-          <w:b w:val="0"/>
-          <w:i w:val="0"/>
-          <w:color w:val="410F37"/>
-          <w:sz w:val="20"/>
-        </w:rPr>
-        <w:t xml:space="preserve"> Swiss Myanmar tranche 1 was paid USD 0.67 short of §3.3. The FCDO Phase I agreement is not on file; that grant is closed and its lifetime income equals its spend to the cent.</w:t>
-      </w:r>
-    </w:p>
     <w:tbl>
       <w:tblPr>
         <w:tblW w:type="dxa" w:w="9922"/>
@@ -8995,17 +8996,82 @@
         </w:tblBorders>
       </w:tblPr>
       <w:tblGrid>
+        <w:gridCol w:w="1644"/>
+        <w:gridCol w:w="1814"/>
+        <w:gridCol w:w="1644"/>
         <w:gridCol w:w="1474"/>
-        <w:gridCol w:w="793"/>
-        <w:gridCol w:w="1587"/>
-        <w:gridCol w:w="1474"/>
-        <w:gridCol w:w="1474"/>
-        <w:gridCol w:w="1077"/>
-        <w:gridCol w:w="2041"/>
+        <w:gridCol w:w="1134"/>
+        <w:gridCol w:w="2211"/>
       </w:tblGrid>
       <w:tr>
         <w:tc>
           <w:tcPr>
+            <w:tcW w:type="dxa" w:w="1644"/>
+            <w:shd w:val="clear" w:color="auto" w:fill="410F37"/>
+          </w:tcPr>
+          <w:p>
+            <w:pPr>
+              <w:jc w:val="left"/>
+            </w:pPr>
+            <w:r/>
+            <w:r>
+              <w:rPr>
+                <w:rFonts w:ascii="Fagun" w:hAnsi="Fagun" w:eastAsia="Fagun" w:cs="Fagun"/>
+                <w:b/>
+                <w:i w:val="0"/>
+                <w:color w:val="96FF14"/>
+                <w:sz w:val="14"/>
+              </w:rPr>
+              <w:t>Contracted payment</w:t>
+            </w:r>
+          </w:p>
+        </w:tc>
+        <w:tc>
+          <w:tcPr>
+            <w:tcW w:type="dxa" w:w="1814"/>
+            <w:shd w:val="clear" w:color="auto" w:fill="410F37"/>
+          </w:tcPr>
+          <w:p>
+            <w:pPr>
+              <w:jc w:val="left"/>
+            </w:pPr>
+            <w:r/>
+            <w:r>
+              <w:rPr>
+                <w:rFonts w:ascii="Fagun" w:hAnsi="Fagun" w:eastAsia="Fagun" w:cs="Fagun"/>
+                <w:b/>
+                <w:i w:val="0"/>
+                <w:color w:val="96FF14"/>
+                <w:sz w:val="14"/>
+              </w:rPr>
+              <w:t>Due</w:t>
+            </w:r>
+          </w:p>
+        </w:tc>
+        <w:tc>
+          <w:tcPr>
+            <w:tcW w:type="dxa" w:w="1644"/>
+            <w:shd w:val="clear" w:color="auto" w:fill="410F37"/>
+          </w:tcPr>
+          <w:p>
+            <w:pPr>
+              <w:jc w:val="left"/>
+            </w:pPr>
+            <w:r/>
+            <w:r>
+              <w:rPr>
+                <w:rFonts w:ascii="Fagun" w:hAnsi="Fagun" w:eastAsia="Fagun" w:cs="Fagun"/>
+                <w:b/>
+                <w:i w:val="0"/>
+                <w:color w:val="96FF14"/>
+                <w:sz w:val="14"/>
+              </w:rPr>
+              <w:t>Amount (contract ccy)</w:t>
+            </w:r>
+          </w:p>
+        </w:tc>
+        <w:tc>
+          <w:tcPr>
             <w:tcW w:type="dxa" w:w="1474"/>
             <w:shd w:val="clear" w:color="auto" w:fill="410F37"/>
           </w:tcPr>
@@ -9022,18 +9088,18 @@
                 <w:color w:val="96FF14"/>
                 <w:sz w:val="14"/>
               </w:rPr>
-              <w:t>Contracted payment</w:t>
-            </w:r>
-          </w:p>
-        </w:tc>
-        <w:tc>
-          <w:tcPr>
-            <w:tcW w:type="dxa" w:w="794"/>
+              <w:t>Xero ref</w:t>
+            </w:r>
+          </w:p>
+        </w:tc>
+        <w:tc>
+          <w:tcPr>
+            <w:tcW w:type="dxa" w:w="1134"/>
             <w:shd w:val="clear" w:color="auto" w:fill="410F37"/>
           </w:tcPr>
           <w:p>
             <w:pPr>
-              <w:jc w:val="left"/>
+              <w:jc w:val="right"/>
             </w:pPr>
             <w:r/>
             <w:r>
@@ -9044,13 +9110,13 @@
                 <w:color w:val="96FF14"/>
                 <w:sz w:val="14"/>
               </w:rPr>
-              <w:t>Clause</w:t>
-            </w:r>
-          </w:p>
-        </w:tc>
-        <w:tc>
-          <w:tcPr>
-            <w:tcW w:type="dxa" w:w="1587"/>
+              <w:t>Received (USD)</w:t>
+            </w:r>
+          </w:p>
+        </w:tc>
+        <w:tc>
+          <w:tcPr>
+            <w:tcW w:type="dxa" w:w="2211"/>
             <w:shd w:val="clear" w:color="auto" w:fill="410F37"/>
           </w:tcPr>
           <w:p>
@@ -9066,94 +9132,6 @@
                 <w:color w:val="96FF14"/>
                 <w:sz w:val="14"/>
               </w:rPr>
-              <w:t>Due</w:t>
-            </w:r>
-          </w:p>
-        </w:tc>
-        <w:tc>
-          <w:tcPr>
-            <w:tcW w:type="dxa" w:w="1474"/>
-            <w:shd w:val="clear" w:color="auto" w:fill="410F37"/>
-          </w:tcPr>
-          <w:p>
-            <w:pPr>
-              <w:jc w:val="left"/>
-            </w:pPr>
-            <w:r/>
-            <w:r>
-              <w:rPr>
-                <w:rFonts w:ascii="Fagun" w:hAnsi="Fagun" w:eastAsia="Fagun" w:cs="Fagun"/>
-                <w:b/>
-                <w:i w:val="0"/>
-                <w:color w:val="96FF14"/>
-                <w:sz w:val="14"/>
-              </w:rPr>
-              <w:t>Amount (contract ccy)</w:t>
-            </w:r>
-          </w:p>
-        </w:tc>
-        <w:tc>
-          <w:tcPr>
-            <w:tcW w:type="dxa" w:w="1474"/>
-            <w:shd w:val="clear" w:color="auto" w:fill="410F37"/>
-          </w:tcPr>
-          <w:p>
-            <w:pPr>
-              <w:jc w:val="left"/>
-            </w:pPr>
-            <w:r/>
-            <w:r>
-              <w:rPr>
-                <w:rFonts w:ascii="Fagun" w:hAnsi="Fagun" w:eastAsia="Fagun" w:cs="Fagun"/>
-                <w:b/>
-                <w:i w:val="0"/>
-                <w:color w:val="96FF14"/>
-                <w:sz w:val="14"/>
-              </w:rPr>
-              <w:t>Xero ref</w:t>
-            </w:r>
-          </w:p>
-        </w:tc>
-        <w:tc>
-          <w:tcPr>
-            <w:tcW w:type="dxa" w:w="1077"/>
-            <w:shd w:val="clear" w:color="auto" w:fill="410F37"/>
-          </w:tcPr>
-          <w:p>
-            <w:pPr>
-              <w:jc w:val="right"/>
-            </w:pPr>
-            <w:r/>
-            <w:r>
-              <w:rPr>
-                <w:rFonts w:ascii="Fagun" w:hAnsi="Fagun" w:eastAsia="Fagun" w:cs="Fagun"/>
-                <w:b/>
-                <w:i w:val="0"/>
-                <w:color w:val="96FF14"/>
-                <w:sz w:val="14"/>
-              </w:rPr>
-              <w:t>Received (USD)</w:t>
-            </w:r>
-          </w:p>
-        </w:tc>
-        <w:tc>
-          <w:tcPr>
-            <w:tcW w:type="dxa" w:w="2041"/>
-            <w:shd w:val="clear" w:color="auto" w:fill="410F37"/>
-          </w:tcPr>
-          <w:p>
-            <w:pPr>
-              <w:jc w:val="left"/>
-            </w:pPr>
-            <w:r/>
-            <w:r>
-              <w:rPr>
-                <w:rFonts w:ascii="Fagun" w:hAnsi="Fagun" w:eastAsia="Fagun" w:cs="Fagun"/>
-                <w:b/>
-                <w:i w:val="0"/>
-                <w:color w:val="96FF14"/>
-                <w:sz w:val="14"/>
-              </w:rPr>
               <w:t>Status</w:t>
             </w:r>
           </w:p>
@@ -9162,6 +9140,69 @@
       <w:tr>
         <w:tc>
           <w:tcPr>
+            <w:tcW w:type="dxa" w:w="1644"/>
+          </w:tcPr>
+          <w:p>
+            <w:pPr>
+              <w:jc w:val="left"/>
+            </w:pPr>
+            <w:r/>
+            <w:r>
+              <w:rPr>
+                <w:rFonts w:ascii="Fagun" w:hAnsi="Fagun" w:eastAsia="Fagun" w:cs="Fagun"/>
+                <w:b w:val="0"/>
+                <w:i w:val="0"/>
+                <w:color w:val="410F37"/>
+                <w:sz w:val="14"/>
+              </w:rPr>
+              <w:t>OSF #4 Y2</w:t>
+            </w:r>
+          </w:p>
+        </w:tc>
+        <w:tc>
+          <w:tcPr>
+            <w:tcW w:type="dxa" w:w="1814"/>
+          </w:tcPr>
+          <w:p>
+            <w:pPr>
+              <w:jc w:val="left"/>
+            </w:pPr>
+            <w:r/>
+            <w:r>
+              <w:rPr>
+                <w:rFonts w:ascii="Fagun" w:hAnsi="Fagun" w:eastAsia="Fagun" w:cs="Fagun"/>
+                <w:b w:val="0"/>
+                <w:i w:val="0"/>
+                <w:color w:val="410F37"/>
+                <w:sz w:val="14"/>
+              </w:rPr>
+              <w:t>Jan 2026</w:t>
+            </w:r>
+          </w:p>
+        </w:tc>
+        <w:tc>
+          <w:tcPr>
+            <w:tcW w:type="dxa" w:w="1644"/>
+          </w:tcPr>
+          <w:p>
+            <w:pPr>
+              <w:jc w:val="left"/>
+            </w:pPr>
+            <w:r/>
+            <w:r>
+              <w:rPr>
+                <w:rFonts w:ascii="Fagun" w:hAnsi="Fagun" w:eastAsia="Fagun" w:cs="Fagun"/>
+                <w:b w:val="0"/>
+                <w:i w:val="0"/>
+                <w:color w:val="410F37"/>
+                <w:sz w:val="14"/>
+              </w:rPr>
+              <w:t>USD 300,000.00</w:t>
+            </w:r>
+          </w:p>
+        </w:tc>
+        <w:tc>
+          <w:tcPr>
             <w:tcW w:type="dxa" w:w="1474"/>
           </w:tcPr>
           <w:p>
@@ -9177,13 +9218,34 @@
                 <w:color w:val="410F37"/>
                 <w:sz w:val="14"/>
               </w:rPr>
-              <w:t>OSF #4 Y1</w:t>
-            </w:r>
-          </w:p>
-        </w:tc>
-        <w:tc>
-          <w:tcPr>
-            <w:tcW w:type="dxa" w:w="794"/>
+              <w:t>bank 22 Jan 26</w:t>
+            </w:r>
+          </w:p>
+        </w:tc>
+        <w:tc>
+          <w:tcPr>
+            <w:tcW w:type="dxa" w:w="1134"/>
+          </w:tcPr>
+          <w:p>
+            <w:pPr>
+              <w:jc w:val="right"/>
+            </w:pPr>
+            <w:r/>
+            <w:r>
+              <w:rPr>
+                <w:rFonts w:ascii="Fagun" w:hAnsi="Fagun" w:eastAsia="Fagun" w:cs="Fagun"/>
+                <w:b w:val="0"/>
+                <w:i w:val="0"/>
+                <w:color w:val="410F37"/>
+                <w:sz w:val="14"/>
+              </w:rPr>
+              <w:t>300,000</w:t>
+            </w:r>
+          </w:p>
+        </w:tc>
+        <w:tc>
+          <w:tcPr>
+            <w:tcW w:type="dxa" w:w="2211"/>
           </w:tcPr>
           <w:p>
             <w:pPr>
@@ -9198,112 +9260,7 @@
                 <w:color w:val="410F37"/>
                 <w:sz w:val="14"/>
               </w:rPr>
-              <w:t>Award p.1</w:t>
-            </w:r>
-          </w:p>
-        </w:tc>
-        <w:tc>
-          <w:tcPr>
-            <w:tcW w:type="dxa" w:w="1587"/>
-          </w:tcPr>
-          <w:p>
-            <w:pPr>
-              <w:jc w:val="left"/>
-            </w:pPr>
-            <w:r/>
-            <w:r>
-              <w:rPr>
-                <w:rFonts w:ascii="Fagun" w:hAnsi="Fagun" w:eastAsia="Fagun" w:cs="Fagun"/>
-                <w:b w:val="0"/>
-                <w:i w:val="0"/>
-                <w:color w:val="410F37"/>
-                <w:sz w:val="14"/>
-              </w:rPr>
-              <w:t>Dec 2024</w:t>
-            </w:r>
-          </w:p>
-        </w:tc>
-        <w:tc>
-          <w:tcPr>
-            <w:tcW w:type="dxa" w:w="1474"/>
-          </w:tcPr>
-          <w:p>
-            <w:pPr>
-              <w:jc w:val="left"/>
-            </w:pPr>
-            <w:r/>
-            <w:r>
-              <w:rPr>
-                <w:rFonts w:ascii="Fagun" w:hAnsi="Fagun" w:eastAsia="Fagun" w:cs="Fagun"/>
-                <w:b w:val="0"/>
-                <w:i w:val="0"/>
-                <w:color w:val="410F37"/>
-                <w:sz w:val="14"/>
-              </w:rPr>
-              <w:t>USD 300,000.00</w:t>
-            </w:r>
-          </w:p>
-        </w:tc>
-        <w:tc>
-          <w:tcPr>
-            <w:tcW w:type="dxa" w:w="1474"/>
-          </w:tcPr>
-          <w:p>
-            <w:pPr>
-              <w:jc w:val="left"/>
-            </w:pPr>
-            <w:r/>
-            <w:r>
-              <w:rPr>
-                <w:rFonts w:ascii="Fagun" w:hAnsi="Fagun" w:eastAsia="Fagun" w:cs="Fagun"/>
-                <w:b w:val="0"/>
-                <w:i w:val="0"/>
-                <w:color w:val="410F37"/>
-                <w:sz w:val="14"/>
-              </w:rPr>
-              <w:t>2024 receipt</w:t>
-            </w:r>
-          </w:p>
-        </w:tc>
-        <w:tc>
-          <w:tcPr>
-            <w:tcW w:type="dxa" w:w="1077"/>
-          </w:tcPr>
-          <w:p>
-            <w:pPr>
-              <w:jc w:val="right"/>
-            </w:pPr>
-            <w:r/>
-            <w:r>
-              <w:rPr>
-                <w:rFonts w:ascii="Fagun" w:hAnsi="Fagun" w:eastAsia="Fagun" w:cs="Fagun"/>
-                <w:b w:val="0"/>
-                <w:i w:val="0"/>
-                <w:color w:val="410F37"/>
-                <w:sz w:val="14"/>
-              </w:rPr>
-              <w:t>300,000</w:t>
-            </w:r>
-          </w:p>
-        </w:tc>
-        <w:tc>
-          <w:tcPr>
-            <w:tcW w:type="dxa" w:w="2041"/>
-          </w:tcPr>
-          <w:p>
-            <w:pPr>
-              <w:jc w:val="left"/>
-            </w:pPr>
-            <w:r/>
-            <w:r>
-              <w:rPr>
-                <w:rFonts w:ascii="Fagun" w:hAnsi="Fagun" w:eastAsia="Fagun" w:cs="Fagun"/>
-                <w:b w:val="0"/>
-                <w:i w:val="0"/>
-                <w:color w:val="410F37"/>
-                <w:sz w:val="14"/>
-              </w:rPr>
-              <w:t>PAID 2024</w:t>
+              <w:t>PAID</w:t>
             </w:r>
           </w:p>
         </w:tc>
@@ -9311,6 +9268,69 @@
       <w:tr>
         <w:tc>
           <w:tcPr>
+            <w:tcW w:type="dxa" w:w="1644"/>
+          </w:tcPr>
+          <w:p>
+            <w:pPr>
+              <w:jc w:val="left"/>
+            </w:pPr>
+            <w:r/>
+            <w:r>
+              <w:rPr>
+                <w:rFonts w:ascii="Fagun" w:hAnsi="Fagun" w:eastAsia="Fagun" w:cs="Fagun"/>
+                <w:b w:val="0"/>
+                <w:i w:val="0"/>
+                <w:color w:val="410F37"/>
+                <w:sz w:val="14"/>
+              </w:rPr>
+              <w:t>FCDO II claim 1</w:t>
+            </w:r>
+          </w:p>
+        </w:tc>
+        <w:tc>
+          <w:tcPr>
+            <w:tcW w:type="dxa" w:w="1814"/>
+          </w:tcPr>
+          <w:p>
+            <w:pPr>
+              <w:jc w:val="left"/>
+            </w:pPr>
+            <w:r/>
+            <w:r>
+              <w:rPr>
+                <w:rFonts w:ascii="Fagun" w:hAnsi="Fagun" w:eastAsia="Fagun" w:cs="Fagun"/>
+                <w:b w:val="0"/>
+                <w:i w:val="0"/>
+                <w:color w:val="410F37"/>
+                <w:sz w:val="14"/>
+              </w:rPr>
+              <w:t>16 Oct report → ind. Nov 2026</w:t>
+            </w:r>
+          </w:p>
+        </w:tc>
+        <w:tc>
+          <w:tcPr>
+            <w:tcW w:type="dxa" w:w="1644"/>
+          </w:tcPr>
+          <w:p>
+            <w:pPr>
+              <w:jc w:val="left"/>
+            </w:pPr>
+            <w:r/>
+            <w:r>
+              <w:rPr>
+                <w:rFonts w:ascii="Fagun" w:hAnsi="Fagun" w:eastAsia="Fagun" w:cs="Fagun"/>
+                <w:b w:val="0"/>
+                <w:i w:val="0"/>
+                <w:color w:val="410F37"/>
+                <w:sz w:val="14"/>
+              </w:rPr>
+              <w:t>GBP — reported expenses</w:t>
+            </w:r>
+          </w:p>
+        </w:tc>
+        <w:tc>
+          <w:tcPr>
             <w:tcW w:type="dxa" w:w="1474"/>
           </w:tcPr>
           <w:p>
@@ -9326,13 +9346,34 @@
                 <w:color w:val="410F37"/>
                 <w:sz w:val="14"/>
               </w:rPr>
-              <w:t>OSF #4 Y2</w:t>
-            </w:r>
-          </w:p>
-        </w:tc>
-        <w:tc>
-          <w:tcPr>
-            <w:tcW w:type="dxa" w:w="794"/>
+              <w:t>USD 54,017</w:t>
+            </w:r>
+          </w:p>
+        </w:tc>
+        <w:tc>
+          <w:tcPr>
+            <w:tcW w:type="dxa" w:w="1134"/>
+          </w:tcPr>
+          <w:p>
+            <w:pPr>
+              <w:jc w:val="right"/>
+            </w:pPr>
+            <w:r/>
+            <w:r>
+              <w:rPr>
+                <w:rFonts w:ascii="Fagun" w:hAnsi="Fagun" w:eastAsia="Fagun" w:cs="Fagun"/>
+                <w:b w:val="0"/>
+                <w:i w:val="0"/>
+                <w:color w:val="410F37"/>
+                <w:sz w:val="14"/>
+              </w:rPr>
+              <w:t>—</w:t>
+            </w:r>
+          </w:p>
+        </w:tc>
+        <w:tc>
+          <w:tcPr>
+            <w:tcW w:type="dxa" w:w="2211"/>
           </w:tcPr>
           <w:p>
             <w:pPr>
@@ -9347,112 +9388,6 @@
                 <w:color w:val="410F37"/>
                 <w:sz w:val="14"/>
               </w:rPr>
-              <w:t>Award p.1</w:t>
-            </w:r>
-          </w:p>
-        </w:tc>
-        <w:tc>
-          <w:tcPr>
-            <w:tcW w:type="dxa" w:w="1587"/>
-          </w:tcPr>
-          <w:p>
-            <w:pPr>
-              <w:jc w:val="left"/>
-            </w:pPr>
-            <w:r/>
-            <w:r>
-              <w:rPr>
-                <w:rFonts w:ascii="Fagun" w:hAnsi="Fagun" w:eastAsia="Fagun" w:cs="Fagun"/>
-                <w:b w:val="0"/>
-                <w:i w:val="0"/>
-                <w:color w:val="410F37"/>
-                <w:sz w:val="14"/>
-              </w:rPr>
-              <w:t>Jan 2026</w:t>
-            </w:r>
-          </w:p>
-        </w:tc>
-        <w:tc>
-          <w:tcPr>
-            <w:tcW w:type="dxa" w:w="1474"/>
-          </w:tcPr>
-          <w:p>
-            <w:pPr>
-              <w:jc w:val="left"/>
-            </w:pPr>
-            <w:r/>
-            <w:r>
-              <w:rPr>
-                <w:rFonts w:ascii="Fagun" w:hAnsi="Fagun" w:eastAsia="Fagun" w:cs="Fagun"/>
-                <w:b w:val="0"/>
-                <w:i w:val="0"/>
-                <w:color w:val="410F37"/>
-                <w:sz w:val="14"/>
-              </w:rPr>
-              <w:t>USD 300,000.00</w:t>
-            </w:r>
-          </w:p>
-        </w:tc>
-        <w:tc>
-          <w:tcPr>
-            <w:tcW w:type="dxa" w:w="1474"/>
-          </w:tcPr>
-          <w:p>
-            <w:pPr>
-              <w:jc w:val="left"/>
-            </w:pPr>
-            <w:r/>
-            <w:r>
-              <w:rPr>
-                <w:rFonts w:ascii="Fagun" w:hAnsi="Fagun" w:eastAsia="Fagun" w:cs="Fagun"/>
-                <w:b w:val="0"/>
-                <w:i w:val="0"/>
-                <w:color w:val="410F37"/>
-                <w:sz w:val="14"/>
-              </w:rPr>
-              <w:t>bank 22 Jan 26</w:t>
-            </w:r>
-          </w:p>
-        </w:tc>
-        <w:tc>
-          <w:tcPr>
-            <w:tcW w:type="dxa" w:w="1077"/>
-          </w:tcPr>
-          <w:p>
-            <w:pPr>
-              <w:jc w:val="right"/>
-            </w:pPr>
-            <w:r/>
-            <w:r>
-              <w:rPr>
-                <w:rFonts w:ascii="Fagun" w:hAnsi="Fagun" w:eastAsia="Fagun" w:cs="Fagun"/>
-                <w:b w:val="0"/>
-                <w:i w:val="0"/>
-                <w:color w:val="410F37"/>
-                <w:sz w:val="14"/>
-              </w:rPr>
-              <w:t>300,000</w:t>
-            </w:r>
-          </w:p>
-        </w:tc>
-        <w:tc>
-          <w:tcPr>
-            <w:tcW w:type="dxa" w:w="2041"/>
-          </w:tcPr>
-          <w:p>
-            <w:pPr>
-              <w:jc w:val="left"/>
-            </w:pPr>
-            <w:r/>
-            <w:r>
-              <w:rPr>
-                <w:rFonts w:ascii="Fagun" w:hAnsi="Fagun" w:eastAsia="Fagun" w:cs="Fagun"/>
-                <w:b w:val="0"/>
-                <w:i w:val="0"/>
-                <w:color w:val="410F37"/>
-                <w:sz w:val="14"/>
-              </w:rPr>
-              <w:t>PAID</w:t>
             </w:r>
           </w:p>
         </w:tc>
@@ -9460,6 +9395,69 @@
       <w:tr>
         <w:tc>
           <w:tcPr>
+            <w:tcW w:type="dxa" w:w="1644"/>
+          </w:tcPr>
+          <w:p>
+            <w:pPr>
+              <w:jc w:val="left"/>
+            </w:pPr>
+            <w:r/>
+            <w:r>
+              <w:rPr>
+                <w:rFonts w:ascii="Fagun" w:hAnsi="Fagun" w:eastAsia="Fagun" w:cs="Fagun"/>
+                <w:b w:val="0"/>
+                <w:i w:val="0"/>
+                <w:color w:val="410F37"/>
+                <w:sz w:val="14"/>
+              </w:rPr>
+              <w:t>FCDO II claim 2</w:t>
+            </w:r>
+          </w:p>
+        </w:tc>
+        <w:tc>
+          <w:tcPr>
+            <w:tcW w:type="dxa" w:w="1814"/>
+          </w:tcPr>
+          <w:p>
+            <w:pPr>
+              <w:jc w:val="left"/>
+            </w:pPr>
+            <w:r/>
+            <w:r>
+              <w:rPr>
+                <w:rFonts w:ascii="Fagun" w:hAnsi="Fagun" w:eastAsia="Fagun" w:cs="Fagun"/>
+                <w:b w:val="0"/>
+                <w:i w:val="0"/>
+                <w:color w:val="410F37"/>
+                <w:sz w:val="14"/>
+              </w:rPr>
+              <w:t>30 Apr 2027 → ind. May 2027</w:t>
+            </w:r>
+          </w:p>
+        </w:tc>
+        <w:tc>
+          <w:tcPr>
+            <w:tcW w:type="dxa" w:w="1644"/>
+          </w:tcPr>
+          <w:p>
+            <w:pPr>
+              <w:jc w:val="left"/>
+            </w:pPr>
+            <w:r/>
+            <w:r>
+              <w:rPr>
+                <w:rFonts w:ascii="Fagun" w:hAnsi="Fagun" w:eastAsia="Fagun" w:cs="Fagun"/>
+                <w:b w:val="0"/>
+                <w:i w:val="0"/>
+                <w:color w:val="410F37"/>
+                <w:sz w:val="14"/>
+              </w:rPr>
+              <w:t>GBP — reported expenses</w:t>
+            </w:r>
+          </w:p>
+        </w:tc>
+        <w:tc>
+          <w:tcPr>
             <w:tcW w:type="dxa" w:w="1474"/>
           </w:tcPr>
           <w:p>
@@ -9475,13 +9473,34 @@
                 <w:color w:val="410F37"/>
                 <w:sz w:val="14"/>
               </w:rPr>
-              <w:t>OSF #4 Y3</w:t>
-            </w:r>
-          </w:p>
-        </w:tc>
-        <w:tc>
-          <w:tcPr>
-            <w:tcW w:type="dxa" w:w="794"/>
+              <w:t>—</w:t>
+            </w:r>
+          </w:p>
+        </w:tc>
+        <w:tc>
+          <w:tcPr>
+            <w:tcW w:type="dxa" w:w="1134"/>
+          </w:tcPr>
+          <w:p>
+            <w:pPr>
+              <w:jc w:val="right"/>
+            </w:pPr>
+            <w:r/>
+            <w:r>
+              <w:rPr>
+                <w:rFonts w:ascii="Fagun" w:hAnsi="Fagun" w:eastAsia="Fagun" w:cs="Fagun"/>
+                <w:b w:val="0"/>
+                <w:i w:val="0"/>
+                <w:color w:val="410F37"/>
+                <w:sz w:val="14"/>
+              </w:rPr>
+              <w:t>—</w:t>
+            </w:r>
+          </w:p>
+        </w:tc>
+        <w:tc>
+          <w:tcPr>
+            <w:tcW w:type="dxa" w:w="2211"/>
           </w:tcPr>
           <w:p>
             <w:pPr>
@@ -9496,112 +9515,7 @@
                 <w:color w:val="410F37"/>
                 <w:sz w:val="14"/>
               </w:rPr>
-              <w:t>Award p.1</w:t>
-            </w:r>
-          </w:p>
-        </w:tc>
-        <w:tc>
-          <w:tcPr>
-            <w:tcW w:type="dxa" w:w="1587"/>
-          </w:tcPr>
-          <w:p>
-            <w:pPr>
-              <w:jc w:val="left"/>
-            </w:pPr>
-            <w:r/>
-            <w:r>
-              <w:rPr>
-                <w:rFonts w:ascii="Fagun" w:hAnsi="Fagun" w:eastAsia="Fagun" w:cs="Fagun"/>
-                <w:b w:val="0"/>
-                <w:i w:val="0"/>
-                <w:color w:val="410F37"/>
-                <w:sz w:val="14"/>
-              </w:rPr>
-              <w:t>Jan 2027</w:t>
-            </w:r>
-          </w:p>
-        </w:tc>
-        <w:tc>
-          <w:tcPr>
-            <w:tcW w:type="dxa" w:w="1474"/>
-          </w:tcPr>
-          <w:p>
-            <w:pPr>
-              <w:jc w:val="left"/>
-            </w:pPr>
-            <w:r/>
-            <w:r>
-              <w:rPr>
-                <w:rFonts w:ascii="Fagun" w:hAnsi="Fagun" w:eastAsia="Fagun" w:cs="Fagun"/>
-                <w:b w:val="0"/>
-                <w:i w:val="0"/>
-                <w:color w:val="410F37"/>
-                <w:sz w:val="14"/>
-              </w:rPr>
-              <w:t>USD 300,000.00</w:t>
-            </w:r>
-          </w:p>
-        </w:tc>
-        <w:tc>
-          <w:tcPr>
-            <w:tcW w:type="dxa" w:w="1474"/>
-          </w:tcPr>
-          <w:p>
-            <w:pPr>
-              <w:jc w:val="left"/>
-            </w:pPr>
-            <w:r/>
-            <w:r>
-              <w:rPr>
-                <w:rFonts w:ascii="Fagun" w:hAnsi="Fagun" w:eastAsia="Fagun" w:cs="Fagun"/>
-                <w:b w:val="0"/>
-                <w:i w:val="0"/>
-                <w:color w:val="410F37"/>
-                <w:sz w:val="14"/>
-              </w:rPr>
-              <w:t>—</w:t>
-            </w:r>
-          </w:p>
-        </w:tc>
-        <w:tc>
-          <w:tcPr>
-            <w:tcW w:type="dxa" w:w="1077"/>
-          </w:tcPr>
-          <w:p>
-            <w:pPr>
-              <w:jc w:val="right"/>
-            </w:pPr>
-            <w:r/>
-            <w:r>
-              <w:rPr>
-                <w:rFonts w:ascii="Fagun" w:hAnsi="Fagun" w:eastAsia="Fagun" w:cs="Fagun"/>
-                <w:b w:val="0"/>
-                <w:i w:val="0"/>
-                <w:color w:val="410F37"/>
-                <w:sz w:val="14"/>
-              </w:rPr>
-              <w:t>—</w:t>
-            </w:r>
-          </w:p>
-        </w:tc>
-        <w:tc>
-          <w:tcPr>
-            <w:tcW w:type="dxa" w:w="2041"/>
-          </w:tcPr>
-          <w:p>
-            <w:pPr>
-              <w:jc w:val="left"/>
-            </w:pPr>
-            <w:r/>
-            <w:r>
-              <w:rPr>
-                <w:rFonts w:ascii="Fagun" w:hAnsi="Fagun" w:eastAsia="Fagun" w:cs="Fagun"/>
-                <w:b w:val="0"/>
-                <w:i w:val="0"/>
-                <w:color w:val="E12D64"/>
-                <w:sz w:val="14"/>
-              </w:rPr>
-              <w:t>Not yet due — ask for early release (D2)</w:t>
+              <w:t>Within £80,884.70 ceiling (cl. 6.1)</w:t>
             </w:r>
           </w:p>
         </w:tc>
@@ -9609,6 +9523,69 @@
       <w:tr>
         <w:tc>
           <w:tcPr>
+            <w:tcW w:type="dxa" w:w="1644"/>
+          </w:tcPr>
+          <w:p>
+            <w:pPr>
+              <w:jc w:val="left"/>
+            </w:pPr>
+            <w:r/>
+            <w:r>
+              <w:rPr>
+                <w:rFonts w:ascii="Fagun" w:hAnsi="Fagun" w:eastAsia="Fagun" w:cs="Fagun"/>
+                <w:b w:val="0"/>
+                <w:i w:val="0"/>
+                <w:color w:val="410F37"/>
+                <w:sz w:val="14"/>
+              </w:rPr>
+              <w:t>Swiss Myanmar T1</w:t>
+            </w:r>
+          </w:p>
+        </w:tc>
+        <w:tc>
+          <w:tcPr>
+            <w:tcW w:type="dxa" w:w="1814"/>
+          </w:tcPr>
+          <w:p>
+            <w:pPr>
+              <w:jc w:val="left"/>
+            </w:pPr>
+            <w:r/>
+            <w:r>
+              <w:rPr>
+                <w:rFonts w:ascii="Fagun" w:hAnsi="Fagun" w:eastAsia="Fagun" w:cs="Fagun"/>
+                <w:b w:val="0"/>
+                <w:i w:val="0"/>
+                <w:color w:val="410F37"/>
+                <w:sz w:val="14"/>
+              </w:rPr>
+              <w:t>30 Jun 2026</w:t>
+            </w:r>
+          </w:p>
+        </w:tc>
+        <w:tc>
+          <w:tcPr>
+            <w:tcW w:type="dxa" w:w="1644"/>
+          </w:tcPr>
+          <w:p>
+            <w:pPr>
+              <w:jc w:val="left"/>
+            </w:pPr>
+            <w:r/>
+            <w:r>
+              <w:rPr>
+                <w:rFonts w:ascii="Fagun" w:hAnsi="Fagun" w:eastAsia="Fagun" w:cs="Fagun"/>
+                <w:b w:val="0"/>
+                <w:i w:val="0"/>
+                <w:color w:val="410F37"/>
+                <w:sz w:val="14"/>
+              </w:rPr>
+              <w:t>USD 24,946.67</w:t>
+            </w:r>
+          </w:p>
+        </w:tc>
+        <w:tc>
+          <w:tcPr>
             <w:tcW w:type="dxa" w:w="1474"/>
           </w:tcPr>
           <w:p>
@@ -9624,13 +9601,34 @@
                 <w:color w:val="410F37"/>
                 <w:sz w:val="14"/>
               </w:rPr>
-              <w:t>OSF #4 Y4–Y5</w:t>
-            </w:r>
-          </w:p>
-        </w:tc>
-        <w:tc>
-          <w:tcPr>
-            <w:tcW w:type="dxa" w:w="794"/>
+              <w:t>INV-0010</w:t>
+            </w:r>
+          </w:p>
+        </w:tc>
+        <w:tc>
+          <w:tcPr>
+            <w:tcW w:type="dxa" w:w="1134"/>
+          </w:tcPr>
+          <w:p>
+            <w:pPr>
+              <w:jc w:val="right"/>
+            </w:pPr>
+            <w:r/>
+            <w:r>
+              <w:rPr>
+                <w:rFonts w:ascii="Fagun" w:hAnsi="Fagun" w:eastAsia="Fagun" w:cs="Fagun"/>
+                <w:b w:val="0"/>
+                <w:i w:val="0"/>
+                <w:color w:val="410F37"/>
+                <w:sz w:val="14"/>
+              </w:rPr>
+              <w:t>24,946.00</w:t>
+            </w:r>
+          </w:p>
+        </w:tc>
+        <w:tc>
+          <w:tcPr>
+            <w:tcW w:type="dxa" w:w="2211"/>
           </w:tcPr>
           <w:p>
             <w:pPr>
@@ -9645,112 +9643,7 @@
                 <w:color w:val="410F37"/>
                 <w:sz w:val="14"/>
               </w:rPr>
-              <w:t>Award p.1</w:t>
-            </w:r>
-          </w:p>
-        </w:tc>
-        <w:tc>
-          <w:tcPr>
-            <w:tcW w:type="dxa" w:w="1587"/>
-          </w:tcPr>
-          <w:p>
-            <w:pPr>
-              <w:jc w:val="left"/>
-            </w:pPr>
-            <w:r/>
-            <w:r>
-              <w:rPr>
-                <w:rFonts w:ascii="Fagun" w:hAnsi="Fagun" w:eastAsia="Fagun" w:cs="Fagun"/>
-                <w:b w:val="0"/>
-                <w:i w:val="0"/>
-                <w:color w:val="410F37"/>
-                <w:sz w:val="14"/>
-              </w:rPr>
-              <w:t>Jan 2028 / Jan 2029</w:t>
-            </w:r>
-          </w:p>
-        </w:tc>
-        <w:tc>
-          <w:tcPr>
-            <w:tcW w:type="dxa" w:w="1474"/>
-          </w:tcPr>
-          <w:p>
-            <w:pPr>
-              <w:jc w:val="left"/>
-            </w:pPr>
-            <w:r/>
-            <w:r>
-              <w:rPr>
-                <w:rFonts w:ascii="Fagun" w:hAnsi="Fagun" w:eastAsia="Fagun" w:cs="Fagun"/>
-                <w:b w:val="0"/>
-                <w:i w:val="0"/>
-                <w:color w:val="410F37"/>
-                <w:sz w:val="14"/>
-              </w:rPr>
-              <w:t>USD 600,000.00</w:t>
-            </w:r>
-          </w:p>
-        </w:tc>
-        <w:tc>
-          <w:tcPr>
-            <w:tcW w:type="dxa" w:w="1474"/>
-          </w:tcPr>
-          <w:p>
-            <w:pPr>
-              <w:jc w:val="left"/>
-            </w:pPr>
-            <w:r/>
-            <w:r>
-              <w:rPr>
-                <w:rFonts w:ascii="Fagun" w:hAnsi="Fagun" w:eastAsia="Fagun" w:cs="Fagun"/>
-                <w:b w:val="0"/>
-                <w:i w:val="0"/>
-                <w:color w:val="410F37"/>
-                <w:sz w:val="14"/>
-              </w:rPr>
-              <w:t>—</w:t>
-            </w:r>
-          </w:p>
-        </w:tc>
-        <w:tc>
-          <w:tcPr>
-            <w:tcW w:type="dxa" w:w="1077"/>
-          </w:tcPr>
-          <w:p>
-            <w:pPr>
-              <w:jc w:val="right"/>
-            </w:pPr>
-            <w:r/>
-            <w:r>
-              <w:rPr>
-                <w:rFonts w:ascii="Fagun" w:hAnsi="Fagun" w:eastAsia="Fagun" w:cs="Fagun"/>
-                <w:b w:val="0"/>
-                <w:i w:val="0"/>
-                <w:color w:val="410F37"/>
-                <w:sz w:val="14"/>
-              </w:rPr>
-              <w:t>—</w:t>
-            </w:r>
-          </w:p>
-        </w:tc>
-        <w:tc>
-          <w:tcPr>
-            <w:tcW w:type="dxa" w:w="2041"/>
-          </w:tcPr>
-          <w:p>
-            <w:pPr>
-              <w:jc w:val="left"/>
-            </w:pPr>
-            <w:r/>
-            <w:r>
-              <w:rPr>
-                <w:rFonts w:ascii="Fagun" w:hAnsi="Fagun" w:eastAsia="Fagun" w:cs="Fagun"/>
-                <w:b w:val="0"/>
-                <w:i w:val="0"/>
-                <w:color w:val="410F37"/>
-                <w:sz w:val="14"/>
-              </w:rPr>
-              <w:t>Future</w:t>
+              <w:t>PAID 10 Jul</w:t>
             </w:r>
           </w:p>
         </w:tc>
@@ -9758,6 +9651,69 @@
       <w:tr>
         <w:tc>
           <w:tcPr>
+            <w:tcW w:type="dxa" w:w="1644"/>
+          </w:tcPr>
+          <w:p>
+            <w:pPr>
+              <w:jc w:val="left"/>
+            </w:pPr>
+            <w:r/>
+            <w:r>
+              <w:rPr>
+                <w:rFonts w:ascii="Fagun" w:hAnsi="Fagun" w:eastAsia="Fagun" w:cs="Fagun"/>
+                <w:b w:val="0"/>
+                <w:i w:val="0"/>
+                <w:color w:val="410F37"/>
+                <w:sz w:val="14"/>
+              </w:rPr>
+              <w:t>Swiss Myanmar T2</w:t>
+            </w:r>
+          </w:p>
+        </w:tc>
+        <w:tc>
+          <w:tcPr>
+            <w:tcW w:type="dxa" w:w="1814"/>
+          </w:tcPr>
+          <w:p>
+            <w:pPr>
+              <w:jc w:val="left"/>
+            </w:pPr>
+            <w:r/>
+            <w:r>
+              <w:rPr>
+                <w:rFonts w:ascii="Fagun" w:hAnsi="Fagun" w:eastAsia="Fagun" w:cs="Fagun"/>
+                <w:b w:val="0"/>
+                <w:i w:val="0"/>
+                <w:color w:val="410F37"/>
+                <w:sz w:val="14"/>
+              </w:rPr>
+              <w:t>31 Jan 2027</w:t>
+            </w:r>
+          </w:p>
+        </w:tc>
+        <w:tc>
+          <w:tcPr>
+            <w:tcW w:type="dxa" w:w="1644"/>
+          </w:tcPr>
+          <w:p>
+            <w:pPr>
+              <w:jc w:val="left"/>
+            </w:pPr>
+            <w:r/>
+            <w:r>
+              <w:rPr>
+                <w:rFonts w:ascii="Fagun" w:hAnsi="Fagun" w:eastAsia="Fagun" w:cs="Fagun"/>
+                <w:b w:val="0"/>
+                <w:i w:val="0"/>
+                <w:color w:val="410F37"/>
+                <w:sz w:val="14"/>
+              </w:rPr>
+              <w:t>USD 24,946.67</w:t>
+            </w:r>
+          </w:p>
+        </w:tc>
+        <w:tc>
+          <w:tcPr>
             <w:tcW w:type="dxa" w:w="1474"/>
           </w:tcPr>
           <w:p>
@@ -9773,13 +9729,34 @@
                 <w:color w:val="410F37"/>
                 <w:sz w:val="14"/>
               </w:rPr>
-              <w:t>FCDO II claim 1</w:t>
-            </w:r>
-          </w:p>
-        </w:tc>
-        <w:tc>
-          <w:tcPr>
-            <w:tcW w:type="dxa" w:w="794"/>
+              <w:t>—</w:t>
+            </w:r>
+          </w:p>
+        </w:tc>
+        <w:tc>
+          <w:tcPr>
+            <w:tcW w:type="dxa" w:w="1134"/>
+          </w:tcPr>
+          <w:p>
+            <w:pPr>
+              <w:jc w:val="right"/>
+            </w:pPr>
+            <w:r/>
+            <w:r>
+              <w:rPr>
+                <w:rFonts w:ascii="Fagun" w:hAnsi="Fagun" w:eastAsia="Fagun" w:cs="Fagun"/>
+                <w:b w:val="0"/>
+                <w:i w:val="0"/>
+                <w:color w:val="410F37"/>
+                <w:sz w:val="14"/>
+              </w:rPr>
+              <w:t>—</w:t>
+            </w:r>
+          </w:p>
+        </w:tc>
+        <w:tc>
+          <w:tcPr>
+            <w:tcW w:type="dxa" w:w="2211"/>
           </w:tcPr>
           <w:p>
             <w:pPr>
@@ -9794,112 +9771,7 @@
                 <w:color w:val="410F37"/>
                 <w:sz w:val="14"/>
               </w:rPr>
-              <w:t>Sched. 2</w:t>
-            </w:r>
-          </w:p>
-        </w:tc>
-        <w:tc>
-          <w:tcPr>
-            <w:tcW w:type="dxa" w:w="1587"/>
-          </w:tcPr>
-          <w:p>
-            <w:pPr>
-              <w:jc w:val="left"/>
-            </w:pPr>
-            <w:r/>
-            <w:r>
-              <w:rPr>
-                <w:rFonts w:ascii="Fagun" w:hAnsi="Fagun" w:eastAsia="Fagun" w:cs="Fagun"/>
-                <w:b w:val="0"/>
-                <w:i w:val="0"/>
-                <w:color w:val="410F37"/>
-                <w:sz w:val="14"/>
-              </w:rPr>
-              <w:t>16 Oct report → ind. Nov 2026</w:t>
-            </w:r>
-          </w:p>
-        </w:tc>
-        <w:tc>
-          <w:tcPr>
-            <w:tcW w:type="dxa" w:w="1474"/>
-          </w:tcPr>
-          <w:p>
-            <w:pPr>
-              <w:jc w:val="left"/>
-            </w:pPr>
-            <w:r/>
-            <w:r>
-              <w:rPr>
-                <w:rFonts w:ascii="Fagun" w:hAnsi="Fagun" w:eastAsia="Fagun" w:cs="Fagun"/>
-                <w:b w:val="0"/>
-                <w:i w:val="0"/>
-                <w:color w:val="410F37"/>
-                <w:sz w:val="14"/>
-              </w:rPr>
-              <w:t>GBP — reported expenses</w:t>
-            </w:r>
-          </w:p>
-        </w:tc>
-        <w:tc>
-          <w:tcPr>
-            <w:tcW w:type="dxa" w:w="1474"/>
-          </w:tcPr>
-          <w:p>
-            <w:pPr>
-              <w:jc w:val="left"/>
-            </w:pPr>
-            <w:r/>
-            <w:r>
-              <w:rPr>
-                <w:rFonts w:ascii="Fagun" w:hAnsi="Fagun" w:eastAsia="Fagun" w:cs="Fagun"/>
-                <w:b w:val="0"/>
-                <w:i w:val="0"/>
-                <w:color w:val="410F37"/>
-                <w:sz w:val="14"/>
-              </w:rPr>
-              <w:t>INV-0012 DRAFT USD 54,017</w:t>
-            </w:r>
-          </w:p>
-        </w:tc>
-        <w:tc>
-          <w:tcPr>
-            <w:tcW w:type="dxa" w:w="1077"/>
-          </w:tcPr>
-          <w:p>
-            <w:pPr>
-              <w:jc w:val="right"/>
-            </w:pPr>
-            <w:r/>
-            <w:r>
-              <w:rPr>
-                <w:rFonts w:ascii="Fagun" w:hAnsi="Fagun" w:eastAsia="Fagun" w:cs="Fagun"/>
-                <w:b w:val="0"/>
-                <w:i w:val="0"/>
-                <w:color w:val="410F37"/>
-                <w:sz w:val="14"/>
-              </w:rPr>
-              <w:t>—</w:t>
-            </w:r>
-          </w:p>
-        </w:tc>
-        <w:tc>
-          <w:tcPr>
-            <w:tcW w:type="dxa" w:w="2041"/>
-          </w:tcPr>
-          <w:p>
-            <w:pPr>
-              <w:jc w:val="left"/>
-            </w:pPr>
-            <w:r/>
-            <w:r>
-              <w:rPr>
-                <w:rFonts w:ascii="Fagun" w:hAnsi="Fagun" w:eastAsia="Fagun" w:cs="Fagun"/>
-                <w:b w:val="0"/>
-                <w:i w:val="0"/>
-                <w:color w:val="E12D64"/>
-                <w:sz w:val="14"/>
-              </w:rPr>
-              <w:t>Re-state in GBP (cl. 6.4); about USD 52,800 supportable</w:t>
+              <w:t>Gated: invoice + FDFA funds; Stimson indicated Dec 2026</w:t>
             </w:r>
           </w:p>
         </w:tc>
@@ -9907,6 +9779,69 @@
       <w:tr>
         <w:tc>
           <w:tcPr>
+            <w:tcW w:type="dxa" w:w="1644"/>
+          </w:tcPr>
+          <w:p>
+            <w:pPr>
+              <w:jc w:val="left"/>
+            </w:pPr>
+            <w:r/>
+            <w:r>
+              <w:rPr>
+                <w:rFonts w:ascii="Fagun" w:hAnsi="Fagun" w:eastAsia="Fagun" w:cs="Fagun"/>
+                <w:b w:val="0"/>
+                <w:i w:val="0"/>
+                <w:color w:val="410F37"/>
+                <w:sz w:val="14"/>
+              </w:rPr>
+              <w:t>Swiss Myanmar T3</w:t>
+            </w:r>
+          </w:p>
+        </w:tc>
+        <w:tc>
+          <w:tcPr>
+            <w:tcW w:type="dxa" w:w="1814"/>
+          </w:tcPr>
+          <w:p>
+            <w:pPr>
+              <w:jc w:val="left"/>
+            </w:pPr>
+            <w:r/>
+            <w:r>
+              <w:rPr>
+                <w:rFonts w:ascii="Fagun" w:hAnsi="Fagun" w:eastAsia="Fagun" w:cs="Fagun"/>
+                <w:b w:val="0"/>
+                <w:i w:val="0"/>
+                <w:color w:val="410F37"/>
+                <w:sz w:val="14"/>
+              </w:rPr>
+              <w:t>30 Jun 2027</w:t>
+            </w:r>
+          </w:p>
+        </w:tc>
+        <w:tc>
+          <w:tcPr>
+            <w:tcW w:type="dxa" w:w="1644"/>
+          </w:tcPr>
+          <w:p>
+            <w:pPr>
+              <w:jc w:val="left"/>
+            </w:pPr>
+            <w:r/>
+            <w:r>
+              <w:rPr>
+                <w:rFonts w:ascii="Fagun" w:hAnsi="Fagun" w:eastAsia="Fagun" w:cs="Fagun"/>
+                <w:b w:val="0"/>
+                <w:i w:val="0"/>
+                <w:color w:val="410F37"/>
+                <w:sz w:val="14"/>
+              </w:rPr>
+              <w:t>USD 24,946.66</w:t>
+            </w:r>
+          </w:p>
+        </w:tc>
+        <w:tc>
+          <w:tcPr>
             <w:tcW w:type="dxa" w:w="1474"/>
           </w:tcPr>
           <w:p>
@@ -9922,13 +9857,34 @@
                 <w:color w:val="410F37"/>
                 <w:sz w:val="14"/>
               </w:rPr>
-              <w:t>FCDO II claim 2</w:t>
-            </w:r>
-          </w:p>
-        </w:tc>
-        <w:tc>
-          <w:tcPr>
-            <w:tcW w:type="dxa" w:w="794"/>
+              <w:t>—</w:t>
+            </w:r>
+          </w:p>
+        </w:tc>
+        <w:tc>
+          <w:tcPr>
+            <w:tcW w:type="dxa" w:w="1134"/>
+          </w:tcPr>
+          <w:p>
+            <w:pPr>
+              <w:jc w:val="right"/>
+            </w:pPr>
+            <w:r/>
+            <w:r>
+              <w:rPr>
+                <w:rFonts w:ascii="Fagun" w:hAnsi="Fagun" w:eastAsia="Fagun" w:cs="Fagun"/>
+                <w:b w:val="0"/>
+                <w:i w:val="0"/>
+                <w:color w:val="410F37"/>
+                <w:sz w:val="14"/>
+              </w:rPr>
+              <w:t>—</w:t>
+            </w:r>
+          </w:p>
+        </w:tc>
+        <w:tc>
+          <w:tcPr>
+            <w:tcW w:type="dxa" w:w="2211"/>
           </w:tcPr>
           <w:p>
             <w:pPr>
@@ -9943,112 +9899,7 @@
                 <w:color w:val="410F37"/>
                 <w:sz w:val="14"/>
               </w:rPr>
-              <w:t>Sched. 2</w:t>
-            </w:r>
-          </w:p>
-        </w:tc>
-        <w:tc>
-          <w:tcPr>
-            <w:tcW w:type="dxa" w:w="1587"/>
-          </w:tcPr>
-          <w:p>
-            <w:pPr>
-              <w:jc w:val="left"/>
-            </w:pPr>
-            <w:r/>
-            <w:r>
-              <w:rPr>
-                <w:rFonts w:ascii="Fagun" w:hAnsi="Fagun" w:eastAsia="Fagun" w:cs="Fagun"/>
-                <w:b w:val="0"/>
-                <w:i w:val="0"/>
-                <w:color w:val="410F37"/>
-                <w:sz w:val="14"/>
-              </w:rPr>
-              <w:t>30 Apr 2027 → ind. May 2027</w:t>
-            </w:r>
-          </w:p>
-        </w:tc>
-        <w:tc>
-          <w:tcPr>
-            <w:tcW w:type="dxa" w:w="1474"/>
-          </w:tcPr>
-          <w:p>
-            <w:pPr>
-              <w:jc w:val="left"/>
-            </w:pPr>
-            <w:r/>
-            <w:r>
-              <w:rPr>
-                <w:rFonts w:ascii="Fagun" w:hAnsi="Fagun" w:eastAsia="Fagun" w:cs="Fagun"/>
-                <w:b w:val="0"/>
-                <w:i w:val="0"/>
-                <w:color w:val="410F37"/>
-                <w:sz w:val="14"/>
-              </w:rPr>
-              <w:t>GBP — reported expenses</w:t>
-            </w:r>
-          </w:p>
-        </w:tc>
-        <w:tc>
-          <w:tcPr>
-            <w:tcW w:type="dxa" w:w="1474"/>
-          </w:tcPr>
-          <w:p>
-            <w:pPr>
-              <w:jc w:val="left"/>
-            </w:pPr>
-            <w:r/>
-            <w:r>
-              <w:rPr>
-                <w:rFonts w:ascii="Fagun" w:hAnsi="Fagun" w:eastAsia="Fagun" w:cs="Fagun"/>
-                <w:b w:val="0"/>
-                <w:i w:val="0"/>
-                <w:color w:val="410F37"/>
-                <w:sz w:val="14"/>
-              </w:rPr>
-              <w:t>—</w:t>
-            </w:r>
-          </w:p>
-        </w:tc>
-        <w:tc>
-          <w:tcPr>
-            <w:tcW w:type="dxa" w:w="1077"/>
-          </w:tcPr>
-          <w:p>
-            <w:pPr>
-              <w:jc w:val="right"/>
-            </w:pPr>
-            <w:r/>
-            <w:r>
-              <w:rPr>
-                <w:rFonts w:ascii="Fagun" w:hAnsi="Fagun" w:eastAsia="Fagun" w:cs="Fagun"/>
-                <w:b w:val="0"/>
-                <w:i w:val="0"/>
-                <w:color w:val="410F37"/>
-                <w:sz w:val="14"/>
-              </w:rPr>
-              <w:t>—</w:t>
-            </w:r>
-          </w:p>
-        </w:tc>
-        <w:tc>
-          <w:tcPr>
-            <w:tcW w:type="dxa" w:w="2041"/>
-          </w:tcPr>
-          <w:p>
-            <w:pPr>
-              <w:jc w:val="left"/>
-            </w:pPr>
-            <w:r/>
-            <w:r>
-              <w:rPr>
-                <w:rFonts w:ascii="Fagun" w:hAnsi="Fagun" w:eastAsia="Fagun" w:cs="Fagun"/>
-                <w:b w:val="0"/>
-                <w:i w:val="0"/>
-                <w:color w:val="410F37"/>
-                <w:sz w:val="14"/>
-              </w:rPr>
-              <w:t>Within £80,884.70 ceiling (cl. 6.1)</w:t>
+              <w:t>Gated as T2</w:t>
             </w:r>
           </w:p>
         </w:tc>
@@ -10056,6 +9907,69 @@
       <w:tr>
         <w:tc>
           <w:tcPr>
+            <w:tcW w:type="dxa" w:w="1644"/>
+          </w:tcPr>
+          <w:p>
+            <w:pPr>
+              <w:jc w:val="left"/>
+            </w:pPr>
+            <w:r/>
+            <w:r>
+              <w:rPr>
+                <w:rFonts w:ascii="Fagun" w:hAnsi="Fagun" w:eastAsia="Fagun" w:cs="Fagun"/>
+                <w:b w:val="0"/>
+                <w:i w:val="0"/>
+                <w:color w:val="410F37"/>
+                <w:sz w:val="14"/>
+              </w:rPr>
+              <w:t>SDC (closed) T1–T3</w:t>
+            </w:r>
+          </w:p>
+        </w:tc>
+        <w:tc>
+          <w:tcPr>
+            <w:tcW w:type="dxa" w:w="1814"/>
+          </w:tcPr>
+          <w:p>
+            <w:pPr>
+              <w:jc w:val="left"/>
+            </w:pPr>
+            <w:r/>
+            <w:r>
+              <w:rPr>
+                <w:rFonts w:ascii="Fagun" w:hAnsi="Fagun" w:eastAsia="Fagun" w:cs="Fagun"/>
+                <w:b w:val="0"/>
+                <w:i w:val="0"/>
+                <w:color w:val="410F37"/>
+                <w:sz w:val="14"/>
+              </w:rPr>
+              <w:t>Nov 24 / Aug 25 / after final report</w:t>
+            </w:r>
+          </w:p>
+        </w:tc>
+        <w:tc>
+          <w:tcPr>
+            <w:tcW w:type="dxa" w:w="1644"/>
+          </w:tcPr>
+          <w:p>
+            <w:pPr>
+              <w:jc w:val="left"/>
+            </w:pPr>
+            <w:r/>
+            <w:r>
+              <w:rPr>
+                <w:rFonts w:ascii="Fagun" w:hAnsi="Fagun" w:eastAsia="Fagun" w:cs="Fagun"/>
+                <w:b w:val="0"/>
+                <w:i w:val="0"/>
+                <w:color w:val="410F37"/>
+                <w:sz w:val="14"/>
+              </w:rPr>
+              <w:t>CHF 182,788.10</w:t>
+            </w:r>
+          </w:p>
+        </w:tc>
+        <w:tc>
+          <w:tcPr>
             <w:tcW w:type="dxa" w:w="1474"/>
           </w:tcPr>
           <w:p>
@@ -10071,13 +9985,34 @@
                 <w:color w:val="410F37"/>
                 <w:sz w:val="14"/>
               </w:rPr>
-              <w:t>Swiss Myanmar T1</w:t>
-            </w:r>
-          </w:p>
-        </w:tc>
-        <w:tc>
-          <w:tcPr>
-            <w:tcW w:type="dxa" w:w="794"/>
+              <w:t>INV-0005/6/11</w:t>
+            </w:r>
+          </w:p>
+        </w:tc>
+        <w:tc>
+          <w:tcPr>
+            <w:tcW w:type="dxa" w:w="1134"/>
+          </w:tcPr>
+          <w:p>
+            <w:pPr>
+              <w:jc w:val="right"/>
+            </w:pPr>
+            <w:r/>
+            <w:r>
+              <w:rPr>
+                <w:rFonts w:ascii="Fagun" w:hAnsi="Fagun" w:eastAsia="Fagun" w:cs="Fagun"/>
+                <w:b w:val="0"/>
+                <w:i w:val="0"/>
+                <w:color w:val="410F37"/>
+                <w:sz w:val="14"/>
+              </w:rPr>
+              <w:t>221,668.08</w:t>
+            </w:r>
+          </w:p>
+        </w:tc>
+        <w:tc>
+          <w:tcPr>
+            <w:tcW w:type="dxa" w:w="2211"/>
           </w:tcPr>
           <w:p>
             <w:pPr>
@@ -10092,559 +10027,7 @@
                 <w:color w:val="410F37"/>
                 <w:sz w:val="14"/>
               </w:rPr>
-              <w:t>§3.3</w:t>
-            </w:r>
-          </w:p>
-        </w:tc>
-        <w:tc>
-          <w:tcPr>
-            <w:tcW w:type="dxa" w:w="1587"/>
-          </w:tcPr>
-          <w:p>
-            <w:pPr>
-              <w:jc w:val="left"/>
-            </w:pPr>
-            <w:r/>
-            <w:r>
-              <w:rPr>
-                <w:rFonts w:ascii="Fagun" w:hAnsi="Fagun" w:eastAsia="Fagun" w:cs="Fagun"/>
-                <w:b w:val="0"/>
-                <w:i w:val="0"/>
-                <w:color w:val="410F37"/>
-                <w:sz w:val="14"/>
-              </w:rPr>
-              <w:t>30 Jun 2026</w:t>
-            </w:r>
-          </w:p>
-        </w:tc>
-        <w:tc>
-          <w:tcPr>
-            <w:tcW w:type="dxa" w:w="1474"/>
-          </w:tcPr>
-          <w:p>
-            <w:pPr>
-              <w:jc w:val="left"/>
-            </w:pPr>
-            <w:r/>
-            <w:r>
-              <w:rPr>
-                <w:rFonts w:ascii="Fagun" w:hAnsi="Fagun" w:eastAsia="Fagun" w:cs="Fagun"/>
-                <w:b w:val="0"/>
-                <w:i w:val="0"/>
-                <w:color w:val="410F37"/>
-                <w:sz w:val="14"/>
-              </w:rPr>
-              <w:t>USD 24,946.67</w:t>
-            </w:r>
-          </w:p>
-        </w:tc>
-        <w:tc>
-          <w:tcPr>
-            <w:tcW w:type="dxa" w:w="1474"/>
-          </w:tcPr>
-          <w:p>
-            <w:pPr>
-              <w:jc w:val="left"/>
-            </w:pPr>
-            <w:r/>
-            <w:r>
-              <w:rPr>
-                <w:rFonts w:ascii="Fagun" w:hAnsi="Fagun" w:eastAsia="Fagun" w:cs="Fagun"/>
-                <w:b w:val="0"/>
-                <w:i w:val="0"/>
-                <w:color w:val="410F37"/>
-                <w:sz w:val="14"/>
-              </w:rPr>
-              <w:t>INV-0010</w:t>
-            </w:r>
-          </w:p>
-        </w:tc>
-        <w:tc>
-          <w:tcPr>
-            <w:tcW w:type="dxa" w:w="1077"/>
-          </w:tcPr>
-          <w:p>
-            <w:pPr>
-              <w:jc w:val="right"/>
-            </w:pPr>
-            <w:r/>
-            <w:r>
-              <w:rPr>
-                <w:rFonts w:ascii="Fagun" w:hAnsi="Fagun" w:eastAsia="Fagun" w:cs="Fagun"/>
-                <w:b w:val="0"/>
-                <w:i w:val="0"/>
-                <w:color w:val="410F37"/>
-                <w:sz w:val="14"/>
-              </w:rPr>
-              <w:t>24,946.00</w:t>
-            </w:r>
-          </w:p>
-        </w:tc>
-        <w:tc>
-          <w:tcPr>
-            <w:tcW w:type="dxa" w:w="2041"/>
-          </w:tcPr>
-          <w:p>
-            <w:pPr>
-              <w:jc w:val="left"/>
-            </w:pPr>
-            <w:r/>
-            <w:r>
-              <w:rPr>
-                <w:rFonts w:ascii="Fagun" w:hAnsi="Fagun" w:eastAsia="Fagun" w:cs="Fagun"/>
-                <w:b w:val="0"/>
-                <w:i w:val="0"/>
-                <w:color w:val="410F37"/>
-                <w:sz w:val="14"/>
-              </w:rPr>
-              <w:t>PAID 10 Jul (0.67 short)</w:t>
-            </w:r>
-          </w:p>
-        </w:tc>
-      </w:tr>
-      <w:tr>
-        <w:tc>
-          <w:tcPr>
-            <w:tcW w:type="dxa" w:w="1474"/>
-          </w:tcPr>
-          <w:p>
-            <w:pPr>
-              <w:jc w:val="left"/>
-            </w:pPr>
-            <w:r/>
-            <w:r>
-              <w:rPr>
-                <w:rFonts w:ascii="Fagun" w:hAnsi="Fagun" w:eastAsia="Fagun" w:cs="Fagun"/>
-                <w:b w:val="0"/>
-                <w:i w:val="0"/>
-                <w:color w:val="410F37"/>
-                <w:sz w:val="14"/>
-              </w:rPr>
-              <w:t>Swiss Myanmar T2</w:t>
-            </w:r>
-          </w:p>
-        </w:tc>
-        <w:tc>
-          <w:tcPr>
-            <w:tcW w:type="dxa" w:w="794"/>
-          </w:tcPr>
-          <w:p>
-            <w:pPr>
-              <w:jc w:val="left"/>
-            </w:pPr>
-            <w:r/>
-            <w:r>
-              <w:rPr>
-                <w:rFonts w:ascii="Fagun" w:hAnsi="Fagun" w:eastAsia="Fagun" w:cs="Fagun"/>
-                <w:b w:val="0"/>
-                <w:i w:val="0"/>
-                <w:color w:val="410F37"/>
-                <w:sz w:val="14"/>
-              </w:rPr>
-              <w:t>§3.3</w:t>
-            </w:r>
-          </w:p>
-        </w:tc>
-        <w:tc>
-          <w:tcPr>
-            <w:tcW w:type="dxa" w:w="1587"/>
-          </w:tcPr>
-          <w:p>
-            <w:pPr>
-              <w:jc w:val="left"/>
-            </w:pPr>
-            <w:r/>
-            <w:r>
-              <w:rPr>
-                <w:rFonts w:ascii="Fagun" w:hAnsi="Fagun" w:eastAsia="Fagun" w:cs="Fagun"/>
-                <w:b w:val="0"/>
-                <w:i w:val="0"/>
-                <w:color w:val="410F37"/>
-                <w:sz w:val="14"/>
-              </w:rPr>
-              <w:t>31 Jan 2027</w:t>
-            </w:r>
-          </w:p>
-        </w:tc>
-        <w:tc>
-          <w:tcPr>
-            <w:tcW w:type="dxa" w:w="1474"/>
-          </w:tcPr>
-          <w:p>
-            <w:pPr>
-              <w:jc w:val="left"/>
-            </w:pPr>
-            <w:r/>
-            <w:r>
-              <w:rPr>
-                <w:rFonts w:ascii="Fagun" w:hAnsi="Fagun" w:eastAsia="Fagun" w:cs="Fagun"/>
-                <w:b w:val="0"/>
-                <w:i w:val="0"/>
-                <w:color w:val="410F37"/>
-                <w:sz w:val="14"/>
-              </w:rPr>
-              <w:t>USD 24,946.67</w:t>
-            </w:r>
-          </w:p>
-        </w:tc>
-        <w:tc>
-          <w:tcPr>
-            <w:tcW w:type="dxa" w:w="1474"/>
-          </w:tcPr>
-          <w:p>
-            <w:pPr>
-              <w:jc w:val="left"/>
-            </w:pPr>
-            <w:r/>
-            <w:r>
-              <w:rPr>
-                <w:rFonts w:ascii="Fagun" w:hAnsi="Fagun" w:eastAsia="Fagun" w:cs="Fagun"/>
-                <w:b w:val="0"/>
-                <w:i w:val="0"/>
-                <w:color w:val="410F37"/>
-                <w:sz w:val="14"/>
-              </w:rPr>
-              <w:t>—</w:t>
-            </w:r>
-          </w:p>
-        </w:tc>
-        <w:tc>
-          <w:tcPr>
-            <w:tcW w:type="dxa" w:w="1077"/>
-          </w:tcPr>
-          <w:p>
-            <w:pPr>
-              <w:jc w:val="right"/>
-            </w:pPr>
-            <w:r/>
-            <w:r>
-              <w:rPr>
-                <w:rFonts w:ascii="Fagun" w:hAnsi="Fagun" w:eastAsia="Fagun" w:cs="Fagun"/>
-                <w:b w:val="0"/>
-                <w:i w:val="0"/>
-                <w:color w:val="410F37"/>
-                <w:sz w:val="14"/>
-              </w:rPr>
-              <w:t>—</w:t>
-            </w:r>
-          </w:p>
-        </w:tc>
-        <w:tc>
-          <w:tcPr>
-            <w:tcW w:type="dxa" w:w="2041"/>
-          </w:tcPr>
-          <w:p>
-            <w:pPr>
-              <w:jc w:val="left"/>
-            </w:pPr>
-            <w:r/>
-            <w:r>
-              <w:rPr>
-                <w:rFonts w:ascii="Fagun" w:hAnsi="Fagun" w:eastAsia="Fagun" w:cs="Fagun"/>
-                <w:b w:val="0"/>
-                <w:i w:val="0"/>
-                <w:color w:val="410F37"/>
-                <w:sz w:val="14"/>
-              </w:rPr>
-              <w:t>Gated: invoice + FDFA funds; Stimson indicated Dec 2026</w:t>
-            </w:r>
-          </w:p>
-        </w:tc>
-      </w:tr>
-      <w:tr>
-        <w:tc>
-          <w:tcPr>
-            <w:tcW w:type="dxa" w:w="1474"/>
-          </w:tcPr>
-          <w:p>
-            <w:pPr>
-              <w:jc w:val="left"/>
-            </w:pPr>
-            <w:r/>
-            <w:r>
-              <w:rPr>
-                <w:rFonts w:ascii="Fagun" w:hAnsi="Fagun" w:eastAsia="Fagun" w:cs="Fagun"/>
-                <w:b w:val="0"/>
-                <w:i w:val="0"/>
-                <w:color w:val="410F37"/>
-                <w:sz w:val="14"/>
-              </w:rPr>
-              <w:t>Swiss Myanmar T3</w:t>
-            </w:r>
-          </w:p>
-        </w:tc>
-        <w:tc>
-          <w:tcPr>
-            <w:tcW w:type="dxa" w:w="794"/>
-          </w:tcPr>
-          <w:p>
-            <w:pPr>
-              <w:jc w:val="left"/>
-            </w:pPr>
-            <w:r/>
-            <w:r>
-              <w:rPr>
-                <w:rFonts w:ascii="Fagun" w:hAnsi="Fagun" w:eastAsia="Fagun" w:cs="Fagun"/>
-                <w:b w:val="0"/>
-                <w:i w:val="0"/>
-                <w:color w:val="410F37"/>
-                <w:sz w:val="14"/>
-              </w:rPr>
-              <w:t>§3.3</w:t>
-            </w:r>
-          </w:p>
-        </w:tc>
-        <w:tc>
-          <w:tcPr>
-            <w:tcW w:type="dxa" w:w="1587"/>
-          </w:tcPr>
-          <w:p>
-            <w:pPr>
-              <w:jc w:val="left"/>
-            </w:pPr>
-            <w:r/>
-            <w:r>
-              <w:rPr>
-                <w:rFonts w:ascii="Fagun" w:hAnsi="Fagun" w:eastAsia="Fagun" w:cs="Fagun"/>
-                <w:b w:val="0"/>
-                <w:i w:val="0"/>
-                <w:color w:val="410F37"/>
-                <w:sz w:val="14"/>
-              </w:rPr>
-              <w:t>30 Jun 2027</w:t>
-            </w:r>
-          </w:p>
-        </w:tc>
-        <w:tc>
-          <w:tcPr>
-            <w:tcW w:type="dxa" w:w="1474"/>
-          </w:tcPr>
-          <w:p>
-            <w:pPr>
-              <w:jc w:val="left"/>
-            </w:pPr>
-            <w:r/>
-            <w:r>
-              <w:rPr>
-                <w:rFonts w:ascii="Fagun" w:hAnsi="Fagun" w:eastAsia="Fagun" w:cs="Fagun"/>
-                <w:b w:val="0"/>
-                <w:i w:val="0"/>
-                <w:color w:val="410F37"/>
-                <w:sz w:val="14"/>
-              </w:rPr>
-              <w:t>USD 24,946.66</w:t>
-            </w:r>
-          </w:p>
-        </w:tc>
-        <w:tc>
-          <w:tcPr>
-            <w:tcW w:type="dxa" w:w="1474"/>
-          </w:tcPr>
-          <w:p>
-            <w:pPr>
-              <w:jc w:val="left"/>
-            </w:pPr>
-            <w:r/>
-            <w:r>
-              <w:rPr>
-                <w:rFonts w:ascii="Fagun" w:hAnsi="Fagun" w:eastAsia="Fagun" w:cs="Fagun"/>
-                <w:b w:val="0"/>
-                <w:i w:val="0"/>
-                <w:color w:val="410F37"/>
-                <w:sz w:val="14"/>
-              </w:rPr>
-              <w:t>—</w:t>
-            </w:r>
-          </w:p>
-        </w:tc>
-        <w:tc>
-          <w:tcPr>
-            <w:tcW w:type="dxa" w:w="1077"/>
-          </w:tcPr>
-          <w:p>
-            <w:pPr>
-              <w:jc w:val="right"/>
-            </w:pPr>
-            <w:r/>
-            <w:r>
-              <w:rPr>
-                <w:rFonts w:ascii="Fagun" w:hAnsi="Fagun" w:eastAsia="Fagun" w:cs="Fagun"/>
-                <w:b w:val="0"/>
-                <w:i w:val="0"/>
-                <w:color w:val="410F37"/>
-                <w:sz w:val="14"/>
-              </w:rPr>
-              <w:t>—</w:t>
-            </w:r>
-          </w:p>
-        </w:tc>
-        <w:tc>
-          <w:tcPr>
-            <w:tcW w:type="dxa" w:w="2041"/>
-          </w:tcPr>
-          <w:p>
-            <w:pPr>
-              <w:jc w:val="left"/>
-            </w:pPr>
-            <w:r/>
-            <w:r>
-              <w:rPr>
-                <w:rFonts w:ascii="Fagun" w:hAnsi="Fagun" w:eastAsia="Fagun" w:cs="Fagun"/>
-                <w:b w:val="0"/>
-                <w:i w:val="0"/>
-                <w:color w:val="410F37"/>
-                <w:sz w:val="14"/>
-              </w:rPr>
-              <w:t>Gated as T2</w:t>
-            </w:r>
-          </w:p>
-        </w:tc>
-      </w:tr>
-      <w:tr>
-        <w:tc>
-          <w:tcPr>
-            <w:tcW w:type="dxa" w:w="1474"/>
-          </w:tcPr>
-          <w:p>
-            <w:pPr>
-              <w:jc w:val="left"/>
-            </w:pPr>
-            <w:r/>
-            <w:r>
-              <w:rPr>
-                <w:rFonts w:ascii="Fagun" w:hAnsi="Fagun" w:eastAsia="Fagun" w:cs="Fagun"/>
-                <w:b w:val="0"/>
-                <w:i w:val="0"/>
-                <w:color w:val="410F37"/>
-                <w:sz w:val="14"/>
-              </w:rPr>
-              <w:t>SDC (closed) T1–T3</w:t>
-            </w:r>
-          </w:p>
-        </w:tc>
-        <w:tc>
-          <w:tcPr>
-            <w:tcW w:type="dxa" w:w="794"/>
-          </w:tcPr>
-          <w:p>
-            <w:pPr>
-              <w:jc w:val="left"/>
-            </w:pPr>
-            <w:r/>
-            <w:r>
-              <w:rPr>
-                <w:rFonts w:ascii="Fagun" w:hAnsi="Fagun" w:eastAsia="Fagun" w:cs="Fagun"/>
-                <w:b w:val="0"/>
-                <w:i w:val="0"/>
-                <w:color w:val="410F37"/>
-                <w:sz w:val="14"/>
-              </w:rPr>
-              <w:t>Art. 4.1</w:t>
-            </w:r>
-          </w:p>
-        </w:tc>
-        <w:tc>
-          <w:tcPr>
-            <w:tcW w:type="dxa" w:w="1587"/>
-          </w:tcPr>
-          <w:p>
-            <w:pPr>
-              <w:jc w:val="left"/>
-            </w:pPr>
-            <w:r/>
-            <w:r>
-              <w:rPr>
-                <w:rFonts w:ascii="Fagun" w:hAnsi="Fagun" w:eastAsia="Fagun" w:cs="Fagun"/>
-                <w:b w:val="0"/>
-                <w:i w:val="0"/>
-                <w:color w:val="410F37"/>
-                <w:sz w:val="14"/>
-              </w:rPr>
-              <w:t>Nov 24 / Aug 25 / after final report</w:t>
-            </w:r>
-          </w:p>
-        </w:tc>
-        <w:tc>
-          <w:tcPr>
-            <w:tcW w:type="dxa" w:w="1474"/>
-          </w:tcPr>
-          <w:p>
-            <w:pPr>
-              <w:jc w:val="left"/>
-            </w:pPr>
-            <w:r/>
-            <w:r>
-              <w:rPr>
-                <w:rFonts w:ascii="Fagun" w:hAnsi="Fagun" w:eastAsia="Fagun" w:cs="Fagun"/>
-                <w:b w:val="0"/>
-                <w:i w:val="0"/>
-                <w:color w:val="410F37"/>
-                <w:sz w:val="14"/>
-              </w:rPr>
-              <w:t>CHF 182,788.10</w:t>
-            </w:r>
-          </w:p>
-        </w:tc>
-        <w:tc>
-          <w:tcPr>
-            <w:tcW w:type="dxa" w:w="1474"/>
-          </w:tcPr>
-          <w:p>
-            <w:pPr>
-              <w:jc w:val="left"/>
-            </w:pPr>
-            <w:r/>
-            <w:r>
-              <w:rPr>
-                <w:rFonts w:ascii="Fagun" w:hAnsi="Fagun" w:eastAsia="Fagun" w:cs="Fagun"/>
-                <w:b w:val="0"/>
-                <w:i w:val="0"/>
-                <w:color w:val="410F37"/>
-                <w:sz w:val="14"/>
-              </w:rPr>
-              <w:t>INV-0005/6/11</w:t>
-            </w:r>
-          </w:p>
-        </w:tc>
-        <w:tc>
-          <w:tcPr>
-            <w:tcW w:type="dxa" w:w="1077"/>
-          </w:tcPr>
-          <w:p>
-            <w:pPr>
-              <w:jc w:val="right"/>
-            </w:pPr>
-            <w:r/>
-            <w:r>
-              <w:rPr>
-                <w:rFonts w:ascii="Fagun" w:hAnsi="Fagun" w:eastAsia="Fagun" w:cs="Fagun"/>
-                <w:b w:val="0"/>
-                <w:i w:val="0"/>
-                <w:color w:val="410F37"/>
-                <w:sz w:val="14"/>
-              </w:rPr>
-              <w:t>221,668.08</w:t>
-            </w:r>
-          </w:p>
-        </w:tc>
-        <w:tc>
-          <w:tcPr>
-            <w:tcW w:type="dxa" w:w="2041"/>
-          </w:tcPr>
-          <w:p>
-            <w:pPr>
-              <w:jc w:val="left"/>
-            </w:pPr>
-            <w:r/>
-            <w:r>
-              <w:rPr>
-                <w:rFonts w:ascii="Fagun" w:hAnsi="Fagun" w:eastAsia="Fagun" w:cs="Fagun"/>
-                <w:b w:val="0"/>
-                <w:i w:val="0"/>
-                <w:color w:val="410F37"/>
-                <w:sz w:val="14"/>
-              </w:rPr>
-              <w:t>FULLY DRAWN — Art. 1.1 cap</w:t>
+              <w:t>FULLY DRAWN</w:t>
             </w:r>
           </w:p>
         </w:tc>
@@ -10654,241 +10037,6 @@
       <w:pPr>
         <w:spacing w:after="80"/>
       </w:pPr>
-    </w:p>
-    <w:p>
-      <w:pPr>
-        <w:spacing w:before="160" w:after="40"/>
-      </w:pPr>
-      <w:r>
-        <w:rPr>
-          <w:rFonts w:ascii="Fagun Bold" w:hAnsi="Fagun Bold" w:eastAsia="Fagun Bold" w:cs="Fagun Bold"/>
-          <w:b/>
-          <w:i w:val="0"/>
-          <w:color w:val="410F37"/>
-          <w:sz w:val="24"/>
-        </w:rPr>
-        <w:t>Key clauses (verbatim)</w:t>
-      </w:r>
-    </w:p>
-    <w:p>
-      <w:pPr>
-        <w:pStyle w:val="ListBullet"/>
-        <w:spacing w:after="40"/>
-      </w:pPr>
-      <w:r>
-        <w:rPr>
-          <w:rFonts w:ascii="Fagun" w:hAnsi="Fagun" w:eastAsia="Fagun" w:cs="Fagun"/>
-          <w:b w:val="0"/>
-          <w:i w:val="0"/>
-          <w:color w:val="410F37"/>
-          <w:sz w:val="20"/>
-        </w:rPr>
-        <w:t xml:space="preserve">OSF OR2024-94840, p.1: </w:t>
-      </w:r>
-      <w:r>
-        <w:rPr>
-          <w:rFonts w:ascii="Fagun" w:hAnsi="Fagun" w:eastAsia="Fagun" w:cs="Fagun"/>
-          <w:b w:val="0"/>
-          <w:i/>
-          <w:color w:val="410F37"/>
-          <w:sz w:val="20"/>
-        </w:rPr>
-        <w:t>"a grant in the amount of 1,500,000.00 USD for the period from January 1, 2025 through December 31, 2029 to provide general support."</w:t>
-      </w:r>
-      <w:r>
-        <w:rPr>
-          <w:rFonts w:ascii="Fagun" w:hAnsi="Fagun" w:eastAsia="Fagun" w:cs="Fagun"/>
-          <w:b w:val="0"/>
-          <w:i w:val="0"/>
-          <w:color w:val="410F37"/>
-          <w:sz w:val="20"/>
-        </w:rPr>
-        <w:t xml:space="preserve"> Schedule: December 2024, January 2026, January 2027, January 2028, January 2029, each USD 300,000.00.</w:t>
-      </w:r>
-    </w:p>
-    <w:p>
-      <w:pPr>
-        <w:pStyle w:val="ListBullet"/>
-        <w:spacing w:after="40"/>
-      </w:pPr>
-      <w:r>
-        <w:rPr>
-          <w:rFonts w:ascii="Fagun" w:hAnsi="Fagun" w:eastAsia="Fagun" w:cs="Fagun"/>
-          <w:b w:val="0"/>
-          <w:i w:val="0"/>
-          <w:color w:val="410F37"/>
-          <w:sz w:val="20"/>
-        </w:rPr>
-        <w:t xml:space="preserve">FCDO Phase II sub-grant, cl. 6.1: </w:t>
-      </w:r>
-      <w:r>
-        <w:rPr>
-          <w:rFonts w:ascii="Fagun" w:hAnsi="Fagun" w:eastAsia="Fagun" w:cs="Fagun"/>
-          <w:b w:val="0"/>
-          <w:i/>
-          <w:color w:val="410F37"/>
-          <w:sz w:val="20"/>
-        </w:rPr>
-        <w:t>"The maximum amount payable to hūmānus under this Agreement … shall not exceed £80,884.70 GBP".</w:t>
-      </w:r>
-      <w:r>
-        <w:rPr>
-          <w:rFonts w:ascii="Fagun" w:hAnsi="Fagun" w:eastAsia="Fagun" w:cs="Fagun"/>
-          <w:b w:val="0"/>
-          <w:i w:val="0"/>
-          <w:color w:val="410F37"/>
-          <w:sz w:val="20"/>
-        </w:rPr>
-        <w:t xml:space="preserve"> Schedule 2: </w:t>
-      </w:r>
-      <w:r>
-        <w:rPr>
-          <w:rFonts w:ascii="Fagun" w:hAnsi="Fagun" w:eastAsia="Fagun" w:cs="Fagun"/>
-          <w:b w:val="0"/>
-          <w:i/>
-          <w:color w:val="410F37"/>
-          <w:sz w:val="20"/>
-        </w:rPr>
-        <w:t>"All disbursements are contingent on Stimson receiving the corresponding funds from FCDO and on hūmānus meeting its reporting obligations."</w:t>
-      </w:r>
-      <w:r>
-        <w:rPr>
-          <w:rFonts w:ascii="Fagun" w:hAnsi="Fagun" w:eastAsia="Fagun" w:cs="Fagun"/>
-          <w:b w:val="0"/>
-          <w:i w:val="0"/>
-          <w:color w:val="410F37"/>
-          <w:sz w:val="20"/>
-        </w:rPr>
-        <w:t xml:space="preserve"> Cl. 6.5: </w:t>
-      </w:r>
-      <w:r>
-        <w:rPr>
-          <w:rFonts w:ascii="Fagun" w:hAnsi="Fagun" w:eastAsia="Fagun" w:cs="Fagun"/>
-          <w:b w:val="0"/>
-          <w:i/>
-          <w:color w:val="410F37"/>
-          <w:sz w:val="20"/>
-        </w:rPr>
-        <w:t>"Stimson will not make payments to hūmānus in advance of operational or commercial need."</w:t>
-      </w:r>
-      <w:r>
-        <w:rPr>
-          <w:rFonts w:ascii="Fagun" w:hAnsi="Fagun" w:eastAsia="Fagun" w:cs="Fagun"/>
-          <w:b w:val="0"/>
-          <w:i w:val="0"/>
-          <w:color w:val="410F37"/>
-          <w:sz w:val="20"/>
-        </w:rPr>
-        <w:t xml:space="preserve"> Cl. 33: term 1 June 2026 – 31 March 2027.</w:t>
-      </w:r>
-    </w:p>
-    <w:p>
-      <w:pPr>
-        <w:pStyle w:val="ListBullet"/>
-        <w:spacing w:after="40"/>
-      </w:pPr>
-      <w:r>
-        <w:rPr>
-          <w:rFonts w:ascii="Fagun" w:hAnsi="Fagun" w:eastAsia="Fagun" w:cs="Fagun"/>
-          <w:b w:val="0"/>
-          <w:i w:val="0"/>
-          <w:color w:val="410F37"/>
-          <w:sz w:val="20"/>
-        </w:rPr>
-        <w:t xml:space="preserve">FCDO Phase II, cl. 6.4: </w:t>
-      </w:r>
-      <w:r>
-        <w:rPr>
-          <w:rFonts w:ascii="Fagun" w:hAnsi="Fagun" w:eastAsia="Fagun" w:cs="Fagun"/>
-          <w:b w:val="0"/>
-          <w:i/>
-          <w:color w:val="410F37"/>
-          <w:sz w:val="20"/>
-        </w:rPr>
-        <w:t>"All budgets and financial reports must be submitted in GBP with the stated exchange rate, date, and source."</w:t>
-      </w:r>
-      <w:r>
-        <w:rPr>
-          <w:rFonts w:ascii="Fagun" w:hAnsi="Fagun" w:eastAsia="Fagun" w:cs="Fagun"/>
-          <w:b w:val="0"/>
-          <w:i w:val="0"/>
-          <w:color w:val="410F37"/>
-          <w:sz w:val="20"/>
-        </w:rPr>
-        <w:t xml:space="preserve"> Draft INV-0012 is in USD and must be re-stated.</w:t>
-      </w:r>
-    </w:p>
-    <w:p>
-      <w:pPr>
-        <w:pStyle w:val="ListBullet"/>
-        <w:spacing w:after="40"/>
-      </w:pPr>
-      <w:r>
-        <w:rPr>
-          <w:rFonts w:ascii="Fagun" w:hAnsi="Fagun" w:eastAsia="Fagun" w:cs="Fagun"/>
-          <w:b w:val="0"/>
-          <w:i w:val="0"/>
-          <w:color w:val="410F37"/>
-          <w:sz w:val="20"/>
-        </w:rPr>
-        <w:t xml:space="preserve">Swiss Myanmar Partnership Agreement §3.3: </w:t>
-      </w:r>
-      <w:r>
-        <w:rPr>
-          <w:rFonts w:ascii="Fagun" w:hAnsi="Fagun" w:eastAsia="Fagun" w:cs="Fagun"/>
-          <w:b w:val="0"/>
-          <w:i/>
-          <w:color w:val="410F37"/>
-          <w:sz w:val="20"/>
-        </w:rPr>
-        <w:t>"Stimson will release payment upon receipt of the invoice outlining work accomplished during the invoice period and assuming complete and timely receipt of funds from the Swiss Federal Department of Foreign Affairs."</w:t>
-      </w:r>
-      <w:r>
-        <w:rPr>
-          <w:rFonts w:ascii="Fagun" w:hAnsi="Fagun" w:eastAsia="Fagun" w:cs="Fagun"/>
-          <w:b w:val="0"/>
-          <w:i w:val="0"/>
-          <w:color w:val="410F37"/>
-          <w:sz w:val="20"/>
-        </w:rPr>
-        <w:t xml:space="preserve"> §17: term to 31 May 2027.</w:t>
-      </w:r>
-    </w:p>
-    <w:p>
-      <w:pPr>
-        <w:pStyle w:val="ListBullet"/>
-        <w:spacing w:after="40"/>
-      </w:pPr>
-      <w:r>
-        <w:rPr>
-          <w:rFonts w:ascii="Fagun" w:hAnsi="Fagun" w:eastAsia="Fagun" w:cs="Fagun"/>
-          <w:b w:val="0"/>
-          <w:i w:val="0"/>
-          <w:color w:val="410F37"/>
-          <w:sz w:val="20"/>
-        </w:rPr>
-        <w:t xml:space="preserve">SDC 7F-03317.09.15 Art. 1.1: </w:t>
-      </w:r>
-      <w:r>
-        <w:rPr>
-          <w:rFonts w:ascii="Fagun" w:hAnsi="Fagun" w:eastAsia="Fagun" w:cs="Fagun"/>
-          <w:b w:val="0"/>
-          <w:i/>
-          <w:color w:val="410F37"/>
-          <w:sz w:val="20"/>
-        </w:rPr>
-        <w:t>"The donor grants the organization a contribution of maximum CHF 182,788.10."</w:t>
-      </w:r>
-      <w:r>
-        <w:rPr>
-          <w:rFonts w:ascii="Fagun" w:hAnsi="Fagun" w:eastAsia="Fagun" w:cs="Fagun"/>
-          <w:b w:val="0"/>
-          <w:i w:val="0"/>
-          <w:color w:val="410F37"/>
-          <w:sz w:val="20"/>
-        </w:rPr>
-        <w:t xml:space="preserve"> (SDC quotes come from an earlier OCR read; the signed PDF is a scan with no text layer.)</w:t>
-      </w:r>
     </w:p>
     <w:p>
       <w:pPr>
@@ -11122,7 +10270,7 @@
                 <w:color w:val="410F37"/>
                 <w:sz w:val="15"/>
               </w:rPr>
-              <w:t>USD 455,619 (ex-FX)</w:t>
+              <w:t>USD 455,619</w:t>
             </w:r>
           </w:p>
         </w:tc>
@@ -12646,7 +11794,7 @@
                 <w:color w:val="410F37"/>
                 <w:sz w:val="15"/>
               </w:rPr>
-              <w:t>Year-end accrual (D4); confirm treatment with auditor (FM, Dec)</w:t>
+              <w:t>Year-end accrual of earned grant income; confirm treatment with auditor (FM, Dec)</w:t>
             </w:r>
           </w:p>
         </w:tc>
@@ -12690,7 +11838,7 @@
                 <w:color w:val="410F37"/>
                 <w:sz w:val="15"/>
               </w:rPr>
-              <w:t>FCDO Phase II claim: draft INV-0012 is in USD (cl. 6.4 requires GBP) and includes about USD 3,261 (operations USD 3,000, bank USD 261) not yet supported by ledger entries</w:t>
+              <w:t>Related party: Chair stipend invoiced EUR 2,000/quarter vs TOR §4 USD 2,000 (≈ USD 250–295/quarter above TOR); coded to a closed grant (OSF #1)</w:t>
             </w:r>
           </w:p>
         </w:tc>
@@ -12732,7 +11880,7 @@
                 <w:color w:val="410F37"/>
                 <w:sz w:val="15"/>
               </w:rPr>
-              <w:t>Re-state in GBP from ledger actuals before 16 Oct (FM)</w:t>
+              <w:t>Board to confirm currency (Chair recused); re-code to OSF #4 core; Legal to confirm ANBI remuneration rules</w:t>
             </w:r>
           </w:p>
         </w:tc>
@@ -12776,7 +11924,7 @@
                 <w:color w:val="410F37"/>
                 <w:sz w:val="15"/>
               </w:rPr>
-              <w:t>Related party: Chair stipend invoiced EUR 2,000/quarter vs TOR §4 USD 2,000 (≈ USD 250–295/quarter above TOR); coded to a closed grant (OSF #1)</w:t>
+              <w:t>Repeating templates for the ED fee and COLA end 31 Dec 2026; the SK Das template still shows USD 2,000 although the fee falls to USD 1,000 (effective date to confirm)</w:t>
             </w:r>
           </w:p>
         </w:tc>
@@ -12797,7 +11945,7 @@
                 <w:color w:val="410F37"/>
                 <w:sz w:val="15"/>
               </w:rPr>
-              <w:t>Medium</w:t>
+              <w:t>Low</w:t>
             </w:r>
           </w:p>
         </w:tc>
@@ -12818,7 +11966,7 @@
                 <w:color w:val="410F37"/>
                 <w:sz w:val="15"/>
               </w:rPr>
-              <w:t>Board to confirm currency, Chair recused (D5); re-code to OSF #4 core; Legal to confirm ANBI remuneration rules</w:t>
+              <w:t>Renew/amend templates (FM, by 25 Nov)</w:t>
             </w:r>
           </w:p>
         </w:tc>
@@ -12862,7 +12010,7 @@
                 <w:color w:val="410F37"/>
                 <w:sz w:val="15"/>
               </w:rPr>
-              <w:t>Repeating templates for the ED fee and COLA end 31 Dec 2026; the SK Das template still shows USD 2,000 although the fee falls to USD 1,000 (effective date to confirm)</w:t>
+              <w:t>Swiss Myanmar under-spend (−19pp against term): risk of leaving grant money unclaimed</w:t>
             </w:r>
           </w:p>
         </w:tc>
@@ -12883,7 +12031,7 @@
                 <w:color w:val="410F37"/>
                 <w:sz w:val="15"/>
               </w:rPr>
-              <w:t>Low</w:t>
+              <w:t>Medium</w:t>
             </w:r>
           </w:p>
         </w:tc>
@@ -12904,179 +12052,7 @@
                 <w:color w:val="410F37"/>
                 <w:sz w:val="15"/>
               </w:rPr>
-              <w:t>Renew/amend templates (FM, by 25 Nov)</w:t>
-            </w:r>
-          </w:p>
-        </w:tc>
-      </w:tr>
-      <w:tr>
-        <w:tc>
-          <w:tcPr>
-            <w:tcW w:type="dxa" w:w="397"/>
-          </w:tcPr>
-          <w:p>
-            <w:pPr>
-              <w:jc w:val="left"/>
-            </w:pPr>
-            <w:r/>
-            <w:r>
-              <w:rPr>
-                <w:rFonts w:ascii="Fagun" w:hAnsi="Fagun" w:eastAsia="Fagun" w:cs="Fagun"/>
-                <w:b w:val="0"/>
-                <w:i w:val="0"/>
-                <w:color w:val="410F37"/>
-                <w:sz w:val="15"/>
-              </w:rPr>
-              <w:t>6</w:t>
-            </w:r>
-          </w:p>
-        </w:tc>
-        <w:tc>
-          <w:tcPr>
-            <w:tcW w:type="dxa" w:w="4309"/>
-          </w:tcPr>
-          <w:p>
-            <w:pPr>
-              <w:jc w:val="left"/>
-            </w:pPr>
-            <w:r/>
-            <w:r>
-              <w:rPr>
-                <w:rFonts w:ascii="Fagun" w:hAnsi="Fagun" w:eastAsia="Fagun" w:cs="Fagun"/>
-                <w:b w:val="0"/>
-                <w:i w:val="0"/>
-                <w:color w:val="410F37"/>
-                <w:sz w:val="15"/>
-              </w:rPr>
-              <w:t>Swiss Myanmar under-spend (−19pp against term): risk of leaving grant money unclaimed</w:t>
-            </w:r>
-          </w:p>
-        </w:tc>
-        <w:tc>
-          <w:tcPr>
-            <w:tcW w:type="dxa" w:w="907"/>
-          </w:tcPr>
-          <w:p>
-            <w:pPr>
-              <w:jc w:val="left"/>
-            </w:pPr>
-            <w:r/>
-            <w:r>
-              <w:rPr>
-                <w:rFonts w:ascii="Fagun" w:hAnsi="Fagun" w:eastAsia="Fagun" w:cs="Fagun"/>
-                <w:b w:val="0"/>
-                <w:i w:val="0"/>
-                <w:color w:val="410F37"/>
-                <w:sz w:val="15"/>
-              </w:rPr>
-              <w:t>Medium</w:t>
-            </w:r>
-          </w:p>
-        </w:tc>
-        <w:tc>
-          <w:tcPr>
-            <w:tcW w:type="dxa" w:w="3969"/>
-          </w:tcPr>
-          <w:p>
-            <w:pPr>
-              <w:jc w:val="left"/>
-            </w:pPr>
-            <w:r/>
-            <w:r>
-              <w:rPr>
-                <w:rFonts w:ascii="Fagun" w:hAnsi="Fagun" w:eastAsia="Fagun" w:cs="Fagun"/>
-                <w:b w:val="0"/>
-                <w:i w:val="0"/>
-                <w:color w:val="410F37"/>
-                <w:sz w:val="15"/>
-              </w:rPr>
               <w:t>Charge eligible programme costs; plan Y2 activity (ED, Q4)</w:t>
-            </w:r>
-          </w:p>
-        </w:tc>
-      </w:tr>
-      <w:tr>
-        <w:tc>
-          <w:tcPr>
-            <w:tcW w:type="dxa" w:w="397"/>
-          </w:tcPr>
-          <w:p>
-            <w:pPr>
-              <w:jc w:val="left"/>
-            </w:pPr>
-            <w:r/>
-            <w:r>
-              <w:rPr>
-                <w:rFonts w:ascii="Fagun" w:hAnsi="Fagun" w:eastAsia="Fagun" w:cs="Fagun"/>
-                <w:b w:val="0"/>
-                <w:i w:val="0"/>
-                <w:color w:val="410F37"/>
-                <w:sz w:val="15"/>
-              </w:rPr>
-              <w:t>7</w:t>
-            </w:r>
-          </w:p>
-        </w:tc>
-        <w:tc>
-          <w:tcPr>
-            <w:tcW w:type="dxa" w:w="4309"/>
-          </w:tcPr>
-          <w:p>
-            <w:pPr>
-              <w:jc w:val="left"/>
-            </w:pPr>
-            <w:r/>
-            <w:r>
-              <w:rPr>
-                <w:rFonts w:ascii="Fagun" w:hAnsi="Fagun" w:eastAsia="Fagun" w:cs="Fagun"/>
-                <w:b w:val="0"/>
-                <w:i w:val="0"/>
-                <w:color w:val="410F37"/>
-                <w:sz w:val="15"/>
-              </w:rPr>
-              <w:t>2026 statutory audit deferred to 2027; SDC Art. 3.3 audit duty met within the grant</w:t>
-            </w:r>
-          </w:p>
-        </w:tc>
-        <w:tc>
-          <w:tcPr>
-            <w:tcW w:type="dxa" w:w="907"/>
-          </w:tcPr>
-          <w:p>
-            <w:pPr>
-              <w:jc w:val="left"/>
-            </w:pPr>
-            <w:r/>
-            <w:r>
-              <w:rPr>
-                <w:rFonts w:ascii="Fagun" w:hAnsi="Fagun" w:eastAsia="Fagun" w:cs="Fagun"/>
-                <w:b w:val="0"/>
-                <w:i w:val="0"/>
-                <w:color w:val="410F37"/>
-                <w:sz w:val="15"/>
-              </w:rPr>
-              <w:t>Low</w:t>
-            </w:r>
-          </w:p>
-        </w:tc>
-        <w:tc>
-          <w:tcPr>
-            <w:tcW w:type="dxa" w:w="3969"/>
-          </w:tcPr>
-          <w:p>
-            <w:pPr>
-              <w:jc w:val="left"/>
-            </w:pPr>
-            <w:r/>
-            <w:r>
-              <w:rPr>
-                <w:rFonts w:ascii="Fagun" w:hAnsi="Fagun" w:eastAsia="Fagun" w:cs="Fagun"/>
-                <w:b w:val="0"/>
-                <w:i w:val="0"/>
-                <w:color w:val="410F37"/>
-                <w:sz w:val="15"/>
-              </w:rPr>
-              <w:t>Budget about USD 3,000 in Q2 2027 (FM)</w:t>
             </w:r>
           </w:p>
         </w:tc>
